--- a/Lab1/Лабораторная_работа_1_Козлов_А_Д.docx
+++ b/Lab1/Лабораторная_работа_1_Козлов_А_Д.docx
@@ -39,8 +39,8 @@
                 <w:b/>
               </w:rPr>
             </w:pPr>
-            <w:bookmarkStart w:id="0" w:name="_Hlk134101536"/>
-            <w:bookmarkStart w:id="1" w:name="_Hlk134101558"/>
+            <w:bookmarkStart w:id="0" w:name="_Hlk134101558"/>
+            <w:bookmarkStart w:id="1" w:name="_Hlk134101536"/>
             <w:r>
               <w:rPr>
                 <w:b/>
@@ -377,7 +377,7 @@
           <w:r>
             <w:fldChar w:fldCharType="separate"/>
           </w:r>
-          <w:hyperlink w:anchor="_Toc243587175" w:history="1">
+          <w:hyperlink w:anchor="_Toc243663243" w:history="1">
             <w:r>
               <w:rPr>
                 <w:rStyle w:val="af5"/>
@@ -404,7 +404,7 @@
                 <w:noProof/>
                 <w:webHidden/>
               </w:rPr>
-              <w:instrText xml:space="preserve"> PAGEREF _Toc243587175 \h </w:instrText>
+              <w:instrText xml:space="preserve"> PAGEREF _Toc243663243 \h </w:instrText>
             </w:r>
             <w:r>
               <w:rPr>
@@ -447,7 +447,7 @@
               <w:sz w:val="24"/>
             </w:rPr>
           </w:pPr>
-          <w:hyperlink w:anchor="_Toc243587176" w:history="1">
+          <w:hyperlink w:anchor="_Toc243663244" w:history="1">
             <w:r>
               <w:rPr>
                 <w:rStyle w:val="af5"/>
@@ -474,7 +474,7 @@
                 <w:noProof/>
                 <w:webHidden/>
               </w:rPr>
-              <w:instrText xml:space="preserve"> PAGEREF _Toc243587176 \h </w:instrText>
+              <w:instrText xml:space="preserve"> PAGEREF _Toc243663244 \h </w:instrText>
             </w:r>
             <w:r>
               <w:rPr>
@@ -517,7 +517,7 @@
               <w:sz w:val="24"/>
             </w:rPr>
           </w:pPr>
-          <w:hyperlink w:anchor="_Toc243587177" w:history="1">
+          <w:hyperlink w:anchor="_Toc243663245" w:history="1">
             <w:r>
               <w:rPr>
                 <w:rStyle w:val="af5"/>
@@ -544,7 +544,7 @@
                 <w:noProof/>
                 <w:webHidden/>
               </w:rPr>
-              <w:instrText xml:space="preserve"> PAGEREF _Toc243587177 \h </w:instrText>
+              <w:instrText xml:space="preserve"> PAGEREF _Toc243663245 \h </w:instrText>
             </w:r>
             <w:r>
               <w:rPr>
@@ -584,7 +584,7 @@
               <w:sz w:val="24"/>
             </w:rPr>
           </w:pPr>
-          <w:hyperlink w:anchor="_Toc243587178" w:history="1">
+          <w:hyperlink w:anchor="_Toc243663246" w:history="1">
             <w:r>
               <w:rPr>
                 <w:rStyle w:val="af5"/>
@@ -611,7 +611,7 @@
                 <w:noProof/>
                 <w:webHidden/>
               </w:rPr>
-              <w:instrText xml:space="preserve"> PAGEREF _Toc243587178 \h </w:instrText>
+              <w:instrText xml:space="preserve"> PAGEREF _Toc243663246 \h </w:instrText>
             </w:r>
             <w:r>
               <w:rPr>
@@ -651,7 +651,7 @@
               <w:sz w:val="24"/>
             </w:rPr>
           </w:pPr>
-          <w:hyperlink w:anchor="_Toc243587179" w:history="1">
+          <w:hyperlink w:anchor="_Toc243663247" w:history="1">
             <w:r>
               <w:rPr>
                 <w:rStyle w:val="af5"/>
@@ -678,7 +678,7 @@
                 <w:noProof/>
                 <w:webHidden/>
               </w:rPr>
-              <w:instrText xml:space="preserve"> PAGEREF _Toc243587179 \h </w:instrText>
+              <w:instrText xml:space="preserve"> PAGEREF _Toc243663247 \h </w:instrText>
             </w:r>
             <w:r>
               <w:rPr>
@@ -698,7 +698,7 @@
                 <w:noProof/>
                 <w:webHidden/>
               </w:rPr>
-              <w:t>7</w:t>
+              <w:t>6</w:t>
             </w:r>
             <w:r>
               <w:rPr>
@@ -718,7 +718,7 @@
               <w:sz w:val="24"/>
             </w:rPr>
           </w:pPr>
-          <w:hyperlink w:anchor="_Toc243587180" w:history="1">
+          <w:hyperlink w:anchor="_Toc243663248" w:history="1">
             <w:r>
               <w:rPr>
                 <w:rStyle w:val="af5"/>
@@ -745,7 +745,7 @@
                 <w:noProof/>
                 <w:webHidden/>
               </w:rPr>
-              <w:instrText xml:space="preserve"> PAGEREF _Toc243587180 \h </w:instrText>
+              <w:instrText xml:space="preserve"> PAGEREF _Toc243663248 \h </w:instrText>
             </w:r>
             <w:r>
               <w:rPr>
@@ -788,7 +788,7 @@
               <w:sz w:val="24"/>
             </w:rPr>
           </w:pPr>
-          <w:hyperlink w:anchor="_Toc243587181" w:history="1">
+          <w:hyperlink w:anchor="_Toc243663249" w:history="1">
             <w:r>
               <w:rPr>
                 <w:rStyle w:val="af5"/>
@@ -815,7 +815,7 @@
                 <w:noProof/>
                 <w:webHidden/>
               </w:rPr>
-              <w:instrText xml:space="preserve"> PAGEREF _Toc243587181 \h </w:instrText>
+              <w:instrText xml:space="preserve"> PAGEREF _Toc243663249 \h </w:instrText>
             </w:r>
             <w:r>
               <w:rPr>
@@ -858,7 +858,7 @@
               <w:sz w:val="24"/>
             </w:rPr>
           </w:pPr>
-          <w:hyperlink w:anchor="_Toc243587182" w:history="1">
+          <w:hyperlink w:anchor="_Toc243663250" w:history="1">
             <w:r>
               <w:rPr>
                 <w:rStyle w:val="af5"/>
@@ -885,7 +885,7 @@
                 <w:noProof/>
                 <w:webHidden/>
               </w:rPr>
-              <w:instrText xml:space="preserve"> PAGEREF _Toc243587182 \h </w:instrText>
+              <w:instrText xml:space="preserve"> PAGEREF _Toc243663250 \h </w:instrText>
             </w:r>
             <w:r>
               <w:rPr>
@@ -928,7 +928,7 @@
               <w:sz w:val="24"/>
             </w:rPr>
           </w:pPr>
-          <w:hyperlink w:anchor="_Toc243587183" w:history="1">
+          <w:hyperlink w:anchor="_Toc243663251" w:history="1">
             <w:r>
               <w:rPr>
                 <w:rStyle w:val="af5"/>
@@ -956,7 +956,7 @@
                 <w:noProof/>
                 <w:webHidden/>
               </w:rPr>
-              <w:instrText xml:space="preserve"> PAGEREF _Toc243587183 \h </w:instrText>
+              <w:instrText xml:space="preserve"> PAGEREF _Toc243663251 \h </w:instrText>
             </w:r>
             <w:r>
               <w:rPr>
@@ -999,7 +999,7 @@
               <w:sz w:val="24"/>
             </w:rPr>
           </w:pPr>
-          <w:hyperlink w:anchor="_Toc243587184" w:history="1">
+          <w:hyperlink w:anchor="_Toc243663252" w:history="1">
             <w:r>
               <w:rPr>
                 <w:rStyle w:val="af5"/>
@@ -1027,7 +1027,7 @@
                 <w:noProof/>
                 <w:webHidden/>
               </w:rPr>
-              <w:instrText xml:space="preserve"> PAGEREF _Toc243587184 \h </w:instrText>
+              <w:instrText xml:space="preserve"> PAGEREF _Toc243663252 \h </w:instrText>
             </w:r>
             <w:r>
               <w:rPr>
@@ -1095,7 +1095,7 @@
           <w:numId w:val="35"/>
         </w:numPr>
       </w:pPr>
-      <w:bookmarkStart w:id="2" w:name="_Toc243587175"/>
+      <w:bookmarkStart w:id="2" w:name="_Toc243663243"/>
       <w:r>
         <w:lastRenderedPageBreak/>
         <w:t>Цель работы</w:t>
@@ -1134,7 +1134,7 @@
           <w:numId w:val="35"/>
         </w:numPr>
       </w:pPr>
-      <w:bookmarkStart w:id="3" w:name="_Toc243587176"/>
+      <w:bookmarkStart w:id="3" w:name="_Toc243663244"/>
       <w:r>
         <w:t>Формулировка задачи</w:t>
       </w:r>
@@ -1277,7 +1277,7 @@
           <w:numId w:val="35"/>
         </w:numPr>
       </w:pPr>
-      <w:bookmarkStart w:id="4" w:name="_Toc243587177"/>
+      <w:bookmarkStart w:id="4" w:name="_Toc243663245"/>
       <w:r>
         <w:lastRenderedPageBreak/>
         <w:t>М</w:t>
@@ -1295,7 +1295,7 @@
           <w:numId w:val="35"/>
         </w:numPr>
       </w:pPr>
-      <w:bookmarkStart w:id="5" w:name="_Toc243587178"/>
+      <w:bookmarkStart w:id="5" w:name="_Toc243663246"/>
       <w:r>
         <w:t>Сеть Петри</w:t>
       </w:r>
@@ -1311,10 +1311,10 @@
         <w:ind w:left="0" w:firstLine="0"/>
       </w:pPr>
       <w:r>
-        <w:t>П</w:t>
-      </w:r>
-      <w:r>
-        <w:t>олная схем</w:t>
+        <w:t>Краткая</w:t>
+      </w:r>
+      <w:r>
+        <w:t xml:space="preserve"> схем</w:t>
       </w:r>
       <w:r>
         <w:t>а</w:t>
@@ -1356,10 +1356,10 @@
                 <w:noProof/>
               </w:rPr>
               <w:drawing>
-                <wp:inline distT="0" distB="0" distL="0" distR="0" wp14:anchorId="69EDD509" wp14:editId="1FCA6F61">
-                  <wp:extent cx="5760000" cy="5048851"/>
-                  <wp:effectExtent l="0" t="0" r="0" b="0"/>
-                  <wp:docPr id="1958822786" name="Рисунок 4"/>
+                <wp:inline distT="0" distB="0" distL="0" distR="0" wp14:anchorId="61CA9EE5" wp14:editId="29F3E406">
+                  <wp:extent cx="5760000" cy="6756840"/>
+                  <wp:effectExtent l="0" t="0" r="0" b="6350"/>
+                  <wp:docPr id="1549868879" name="Рисунок 1"/>
                   <wp:cNvGraphicFramePr>
                     <a:graphicFrameLocks xmlns:a="http://schemas.openxmlformats.org/drawingml/2006/main" noChangeAspect="1"/>
                   </wp:cNvGraphicFramePr>
@@ -1367,7 +1367,7 @@
                     <a:graphicData uri="http://schemas.openxmlformats.org/drawingml/2006/picture">
                       <pic:pic xmlns:pic="http://schemas.openxmlformats.org/drawingml/2006/picture">
                         <pic:nvPicPr>
-                          <pic:cNvPr id="0" name="Picture 10"/>
+                          <pic:cNvPr id="0" name="Picture 1"/>
                           <pic:cNvPicPr>
                             <a:picLocks noChangeAspect="1" noChangeArrowheads="1"/>
                           </pic:cNvPicPr>
@@ -1388,7 +1388,7 @@
                         <pic:spPr bwMode="auto">
                           <a:xfrm>
                             <a:off x="0" y="0"/>
-                            <a:ext cx="5760000" cy="5048851"/>
+                            <a:ext cx="5760000" cy="6756840"/>
                           </a:xfrm>
                           <a:prstGeom prst="rect">
                             <a:avLst/>
@@ -1420,7 +1420,7 @@
               </w:rPr>
             </w:pPr>
             <w:r>
-              <w:t>Полная схема Петри</w:t>
+              <w:t>Краткая схема Петри</w:t>
             </w:r>
           </w:p>
         </w:tc>
@@ -1428,216 +1428,7 @@
     </w:tbl>
     <w:p>
       <w:pPr>
-        <w:rPr>
-          <w:lang w:eastAsia="en-US"/>
-        </w:rPr>
-      </w:pPr>
-    </w:p>
-    <w:p>
-      <w:pPr>
-        <w:rPr>
-          <w:lang w:eastAsia="en-US"/>
-        </w:rPr>
-      </w:pPr>
-    </w:p>
-    <w:p>
-      <w:pPr>
-        <w:rPr>
-          <w:lang w:eastAsia="en-US"/>
-        </w:rPr>
-      </w:pPr>
-    </w:p>
-    <w:p>
-      <w:pPr>
-        <w:rPr>
-          <w:lang w:eastAsia="en-US"/>
-        </w:rPr>
-      </w:pPr>
-    </w:p>
-    <w:p>
-      <w:pPr>
-        <w:rPr>
-          <w:lang w:eastAsia="en-US"/>
-        </w:rPr>
-      </w:pPr>
-    </w:p>
-    <w:p>
-      <w:pPr>
-        <w:rPr>
-          <w:lang w:eastAsia="en-US"/>
-        </w:rPr>
-      </w:pPr>
-    </w:p>
-    <w:p>
-      <w:pPr>
-        <w:pStyle w:val="3"/>
-        <w:numPr>
-          <w:ilvl w:val="2"/>
-          <w:numId w:val="35"/>
-        </w:numPr>
-        <w:ind w:left="0" w:firstLine="0"/>
-      </w:pPr>
-      <w:r>
-        <w:lastRenderedPageBreak/>
-        <w:t>Краткая</w:t>
-      </w:r>
-      <w:r>
-        <w:t xml:space="preserve"> схем</w:t>
-      </w:r>
-      <w:r>
-        <w:t>а</w:t>
-      </w:r>
-    </w:p>
-    <w:tbl>
-      <w:tblPr>
-        <w:tblStyle w:val="afd"/>
-        <w:tblW w:w="0" w:type="auto"/>
-        <w:tblBorders>
-          <w:top w:val="none" w:sz="0" w:space="0" w:color="auto"/>
-          <w:left w:val="none" w:sz="0" w:space="0" w:color="auto"/>
-          <w:bottom w:val="none" w:sz="0" w:space="0" w:color="auto"/>
-          <w:right w:val="none" w:sz="0" w:space="0" w:color="auto"/>
-          <w:insideH w:val="none" w:sz="0" w:space="0" w:color="auto"/>
-          <w:insideV w:val="none" w:sz="0" w:space="0" w:color="auto"/>
-        </w:tblBorders>
-        <w:tblLook w:val="04A0" w:firstRow="1" w:lastRow="0" w:firstColumn="1" w:lastColumn="0" w:noHBand="0" w:noVBand="1"/>
-      </w:tblPr>
-      <w:tblGrid>
-        <w:gridCol w:w="9355"/>
-      </w:tblGrid>
-      <w:tr>
-        <w:tc>
-          <w:tcPr>
-            <w:tcW w:w="9355" w:type="dxa"/>
-          </w:tcPr>
-          <w:p>
-            <w:pPr>
-              <w:ind w:firstLine="0"/>
-              <w:jc w:val="center"/>
-              <w:rPr>
-                <w:b/>
-                <w:bCs/>
-              </w:rPr>
-            </w:pPr>
-            <w:r>
-              <w:rPr>
-                <w:noProof/>
-              </w:rPr>
-              <w:drawing>
-                <wp:inline distT="0" distB="0" distL="0" distR="0" wp14:anchorId="7581CB31" wp14:editId="5BF56084">
-                  <wp:extent cx="5760000" cy="5532186"/>
-                  <wp:effectExtent l="0" t="0" r="0" b="0"/>
-                  <wp:docPr id="1399942214" name="Рисунок 5"/>
-                  <wp:cNvGraphicFramePr>
-                    <a:graphicFrameLocks xmlns:a="http://schemas.openxmlformats.org/drawingml/2006/main" noChangeAspect="1"/>
-                  </wp:cNvGraphicFramePr>
-                  <a:graphic xmlns:a="http://schemas.openxmlformats.org/drawingml/2006/main">
-                    <a:graphicData uri="http://schemas.openxmlformats.org/drawingml/2006/picture">
-                      <pic:pic xmlns:pic="http://schemas.openxmlformats.org/drawingml/2006/picture">
-                        <pic:nvPicPr>
-                          <pic:cNvPr id="0" name="Picture 12"/>
-                          <pic:cNvPicPr>
-                            <a:picLocks noChangeAspect="1" noChangeArrowheads="1"/>
-                          </pic:cNvPicPr>
-                        </pic:nvPicPr>
-                        <pic:blipFill>
-                          <a:blip r:embed="rId9">
-                            <a:extLst>
-                              <a:ext uri="{28A0092B-C50C-407E-A947-70E740481C1C}">
-                                <a14:useLocalDpi xmlns:a14="http://schemas.microsoft.com/office/drawing/2010/main" val="0"/>
-                              </a:ext>
-                            </a:extLst>
-                          </a:blip>
-                          <a:srcRect/>
-                          <a:stretch>
-                            <a:fillRect/>
-                          </a:stretch>
-                        </pic:blipFill>
-                        <pic:spPr bwMode="auto">
-                          <a:xfrm>
-                            <a:off x="0" y="0"/>
-                            <a:ext cx="5760000" cy="5532186"/>
-                          </a:xfrm>
-                          <a:prstGeom prst="rect">
-                            <a:avLst/>
-                          </a:prstGeom>
-                          <a:noFill/>
-                          <a:ln>
-                            <a:noFill/>
-                          </a:ln>
-                        </pic:spPr>
-                      </pic:pic>
-                    </a:graphicData>
-                  </a:graphic>
-                </wp:inline>
-              </w:drawing>
-            </w:r>
-          </w:p>
-        </w:tc>
-      </w:tr>
-      <w:tr>
-        <w:tc>
-          <w:tcPr>
-            <w:tcW w:w="9355" w:type="dxa"/>
-          </w:tcPr>
-          <w:p>
-            <w:pPr>
-              <w:pStyle w:val="a6"/>
-              <w:rPr>
-                <w:lang w:val="en-US"/>
-              </w:rPr>
-            </w:pPr>
-            <w:r>
-              <w:t>Краткая схема Петри</w:t>
-            </w:r>
-          </w:p>
-        </w:tc>
-      </w:tr>
-    </w:tbl>
-    <w:p>
-      <w:pPr>
-        <w:rPr>
-          <w:lang w:eastAsia="en-US"/>
-        </w:rPr>
-      </w:pPr>
-    </w:p>
-    <w:p>
-      <w:pPr>
-        <w:rPr>
-          <w:lang w:eastAsia="en-US"/>
-        </w:rPr>
-      </w:pPr>
-    </w:p>
-    <w:p>
-      <w:pPr>
-        <w:rPr>
-          <w:lang w:eastAsia="en-US"/>
-        </w:rPr>
-      </w:pPr>
-    </w:p>
-    <w:p>
-      <w:pPr>
-        <w:rPr>
-          <w:lang w:eastAsia="en-US"/>
-        </w:rPr>
-      </w:pPr>
-    </w:p>
-    <w:p>
-      <w:pPr>
-        <w:rPr>
-          <w:lang w:eastAsia="en-US"/>
-        </w:rPr>
-      </w:pPr>
-    </w:p>
-    <w:p>
-      <w:pPr>
-        <w:rPr>
-          <w:lang w:eastAsia="en-US"/>
-        </w:rPr>
-      </w:pPr>
-    </w:p>
-    <w:p>
-      <w:pPr>
+        <w:ind w:firstLine="0"/>
         <w:rPr>
           <w:lang w:eastAsia="en-US"/>
         </w:rPr>
@@ -1707,18 +1498,28 @@
               <w:ind w:firstLine="0"/>
               <w:jc w:val="center"/>
               <w:rPr>
-                <w:lang w:val="en-US"/>
-              </w:rPr>
-            </w:pPr>
-            <w:r>
+                <w:sz w:val="24"/>
+                <w:lang w:val="en-US"/>
+              </w:rPr>
+            </w:pPr>
+            <w:r>
+              <w:rPr>
+                <w:sz w:val="24"/>
+              </w:rPr>
               <w:t>Состояния (</w:t>
             </w:r>
             <w:proofErr w:type="spellStart"/>
             <w:r>
+              <w:rPr>
+                <w:sz w:val="24"/>
+              </w:rPr>
               <w:t>States</w:t>
             </w:r>
             <w:proofErr w:type="spellEnd"/>
             <w:r>
+              <w:rPr>
+                <w:sz w:val="24"/>
+              </w:rPr>
               <w:t>)</w:t>
             </w:r>
           </w:p>
@@ -1739,11 +1540,13 @@
               <w:ind w:firstLine="0"/>
               <w:jc w:val="center"/>
               <w:rPr>
-                <w:lang w:val="en-US"/>
-              </w:rPr>
-            </w:pPr>
-            <w:r>
-              <w:rPr>
+                <w:sz w:val="24"/>
+                <w:lang w:val="en-US"/>
+              </w:rPr>
+            </w:pPr>
+            <w:r>
+              <w:rPr>
+                <w:sz w:val="24"/>
                 <w:lang w:val="en-US"/>
               </w:rPr>
               <w:t>s1</w:t>
@@ -1760,8 +1563,14 @@
               <w:spacing w:before="0" w:after="0" w:line="240" w:lineRule="auto"/>
               <w:ind w:firstLine="0"/>
               <w:jc w:val="center"/>
-            </w:pPr>
-            <w:r>
+              <w:rPr>
+                <w:sz w:val="24"/>
+              </w:rPr>
+            </w:pPr>
+            <w:r>
+              <w:rPr>
+                <w:sz w:val="24"/>
+              </w:rPr>
               <w:t>браузер пользователя открыт</w:t>
             </w:r>
           </w:p>
@@ -1783,12 +1592,14 @@
               <w:jc w:val="center"/>
               <w:rPr>
                 <w:rFonts w:eastAsia="Calibri" w:cs="Times New Roman"/>
+                <w:sz w:val="24"/>
                 <w:lang w:val="en-US"/>
               </w:rPr>
             </w:pPr>
             <w:r>
               <w:rPr>
                 <w:rFonts w:eastAsia="Calibri" w:cs="Times New Roman"/>
+                <w:sz w:val="24"/>
                 <w:lang w:val="en-US"/>
               </w:rPr>
               <w:t>s2</w:t>
@@ -1807,13 +1618,15 @@
               <w:jc w:val="center"/>
               <w:rPr>
                 <w:rFonts w:eastAsia="Calibri" w:cs="Times New Roman"/>
+                <w:sz w:val="24"/>
               </w:rPr>
             </w:pPr>
             <w:r>
               <w:rPr>
                 <w:rFonts w:eastAsia="Calibri" w:cs="Times New Roman"/>
-              </w:rPr>
-              <w:t>HTTP-запрос получен веб-сервером</w:t>
+                <w:sz w:val="24"/>
+              </w:rPr>
+              <w:t>ожидание ответа сервера на запрос страницы</w:t>
             </w:r>
           </w:p>
         </w:tc>
@@ -1834,11 +1647,13 @@
               <w:jc w:val="center"/>
               <w:rPr>
                 <w:rFonts w:eastAsia="Calibri" w:cs="Times New Roman"/>
+                <w:sz w:val="24"/>
               </w:rPr>
             </w:pPr>
             <w:r>
               <w:rPr>
                 <w:rFonts w:eastAsia="Calibri" w:cs="Times New Roman"/>
+                <w:sz w:val="24"/>
               </w:rPr>
               <w:t>s3</w:t>
             </w:r>
@@ -1856,13 +1671,15 @@
               <w:jc w:val="center"/>
               <w:rPr>
                 <w:rFonts w:eastAsia="Calibri" w:cs="Times New Roman"/>
+                <w:sz w:val="24"/>
               </w:rPr>
             </w:pPr>
             <w:r>
               <w:rPr>
                 <w:rFonts w:eastAsia="Calibri" w:cs="Times New Roman"/>
-              </w:rPr>
-              <w:t>HTML-документ получен браузером</w:t>
+                <w:sz w:val="24"/>
+              </w:rPr>
+              <w:t>ожидание ответа сервера на запрос фотографии</w:t>
             </w:r>
           </w:p>
         </w:tc>
@@ -1883,11 +1700,13 @@
               <w:jc w:val="center"/>
               <w:rPr>
                 <w:rFonts w:eastAsia="Calibri" w:cs="Times New Roman"/>
+                <w:sz w:val="24"/>
               </w:rPr>
             </w:pPr>
             <w:r>
               <w:rPr>
                 <w:rFonts w:eastAsia="Calibri" w:cs="Times New Roman"/>
+                <w:sz w:val="24"/>
               </w:rPr>
               <w:t>s4</w:t>
             </w:r>
@@ -1905,13 +1724,15 @@
               <w:jc w:val="center"/>
               <w:rPr>
                 <w:rFonts w:eastAsia="Calibri" w:cs="Times New Roman"/>
+                <w:sz w:val="24"/>
               </w:rPr>
             </w:pPr>
             <w:r>
               <w:rPr>
                 <w:rFonts w:eastAsia="Calibri" w:cs="Times New Roman"/>
-              </w:rPr>
-              <w:t>страница сайта-визитки отображена</w:t>
+                <w:sz w:val="24"/>
+              </w:rPr>
+              <w:t>страница отображена, ожидание действий пользователя</w:t>
             </w:r>
           </w:p>
         </w:tc>
@@ -1932,11 +1753,13 @@
               <w:jc w:val="center"/>
               <w:rPr>
                 <w:rFonts w:eastAsia="Calibri" w:cs="Times New Roman"/>
+                <w:sz w:val="24"/>
               </w:rPr>
             </w:pPr>
             <w:r>
               <w:rPr>
                 <w:rFonts w:eastAsia="Calibri" w:cs="Times New Roman"/>
+                <w:sz w:val="24"/>
               </w:rPr>
               <w:t>s5</w:t>
             </w:r>
@@ -1954,62 +1777,15 @@
               <w:jc w:val="center"/>
               <w:rPr>
                 <w:rFonts w:eastAsia="Calibri" w:cs="Times New Roman"/>
+                <w:sz w:val="24"/>
               </w:rPr>
             </w:pPr>
             <w:r>
               <w:rPr>
                 <w:rFonts w:eastAsia="Calibri" w:cs="Times New Roman"/>
-              </w:rPr>
-              <w:t>окно нового письма сформировано</w:t>
-            </w:r>
-          </w:p>
-        </w:tc>
-      </w:tr>
-      <w:tr>
-        <w:trPr>
-          <w:trHeight w:val="454"/>
-        </w:trPr>
-        <w:tc>
-          <w:tcPr>
-            <w:tcW w:w="4672" w:type="dxa"/>
-            <w:vAlign w:val="center"/>
-          </w:tcPr>
-          <w:p>
-            <w:pPr>
-              <w:spacing w:before="0" w:after="0" w:line="240" w:lineRule="auto"/>
-              <w:ind w:firstLine="0"/>
-              <w:jc w:val="center"/>
-              <w:rPr>
-                <w:rFonts w:eastAsia="Calibri" w:cs="Times New Roman"/>
-              </w:rPr>
-            </w:pPr>
-            <w:r>
-              <w:rPr>
-                <w:rFonts w:eastAsia="Calibri" w:cs="Times New Roman"/>
-              </w:rPr>
-              <w:t>s6</w:t>
-            </w:r>
-          </w:p>
-        </w:tc>
-        <w:tc>
-          <w:tcPr>
-            <w:tcW w:w="4673" w:type="dxa"/>
-            <w:vAlign w:val="center"/>
-          </w:tcPr>
-          <w:p>
-            <w:pPr>
-              <w:spacing w:before="0" w:after="0" w:line="240" w:lineRule="auto"/>
-              <w:ind w:firstLine="0"/>
-              <w:jc w:val="center"/>
-              <w:rPr>
-                <w:rFonts w:eastAsia="Calibri" w:cs="Times New Roman"/>
-              </w:rPr>
-            </w:pPr>
-            <w:r>
-              <w:rPr>
-                <w:rFonts w:eastAsia="Calibri" w:cs="Times New Roman"/>
-              </w:rPr>
-              <w:t>письмо автору визитки отправлено</w:t>
+                <w:sz w:val="24"/>
+              </w:rPr>
+              <w:t>работа со страницей завершена</w:t>
             </w:r>
           </w:p>
         </w:tc>
@@ -2031,11 +1807,13 @@
               <w:jc w:val="center"/>
               <w:rPr>
                 <w:rFonts w:eastAsia="Calibri" w:cs="Times New Roman"/>
+                <w:sz w:val="24"/>
               </w:rPr>
             </w:pPr>
             <w:r>
               <w:rPr>
                 <w:rFonts w:eastAsia="Calibri" w:cs="Times New Roman"/>
+                <w:sz w:val="24"/>
               </w:rPr>
               <w:t>Действия (</w:t>
             </w:r>
@@ -2043,6 +1821,7 @@
             <w:r>
               <w:rPr>
                 <w:rFonts w:eastAsia="Calibri" w:cs="Times New Roman"/>
+                <w:sz w:val="24"/>
               </w:rPr>
               <w:t>Effects</w:t>
             </w:r>
@@ -2050,6 +1829,7 @@
             <w:r>
               <w:rPr>
                 <w:rFonts w:eastAsia="Calibri" w:cs="Times New Roman"/>
+                <w:sz w:val="24"/>
               </w:rPr>
               <w:t>)</w:t>
             </w:r>
@@ -2072,11 +1852,13 @@
               <w:jc w:val="center"/>
               <w:rPr>
                 <w:rFonts w:eastAsia="Calibri" w:cs="Times New Roman"/>
+                <w:sz w:val="24"/>
               </w:rPr>
             </w:pPr>
             <w:r>
               <w:rPr>
                 <w:rFonts w:eastAsia="Calibri" w:cs="Times New Roman"/>
+                <w:sz w:val="24"/>
               </w:rPr>
               <w:t>e1</w:t>
             </w:r>
@@ -2094,13 +1876,39 @@
               <w:jc w:val="center"/>
               <w:rPr>
                 <w:rFonts w:eastAsia="Calibri" w:cs="Times New Roman"/>
+                <w:sz w:val="24"/>
+                <w:lang w:val="en-US"/>
               </w:rPr>
             </w:pPr>
             <w:r>
               <w:rPr>
                 <w:rFonts w:eastAsia="Calibri" w:cs="Times New Roman"/>
-              </w:rPr>
-              <w:t>ввод адреса сайта-визитки, отправка HTTP-запроса GET /index_Kozlov_A_D.html</w:t>
+                <w:sz w:val="24"/>
+              </w:rPr>
+              <w:t>отправка</w:t>
+            </w:r>
+            <w:r>
+              <w:rPr>
+                <w:rFonts w:eastAsia="Calibri" w:cs="Times New Roman"/>
+                <w:sz w:val="24"/>
+                <w:lang w:val="en-US"/>
+              </w:rPr>
+              <w:t xml:space="preserve"> HTTP-</w:t>
+            </w:r>
+            <w:r>
+              <w:rPr>
+                <w:rFonts w:eastAsia="Calibri" w:cs="Times New Roman"/>
+                <w:sz w:val="24"/>
+              </w:rPr>
+              <w:t>запроса</w:t>
+            </w:r>
+            <w:r>
+              <w:rPr>
+                <w:rFonts w:eastAsia="Calibri" w:cs="Times New Roman"/>
+                <w:sz w:val="24"/>
+                <w:lang w:val="en-US"/>
+              </w:rPr>
+              <w:t xml:space="preserve"> GET /index_Kozlov_A_D.html</w:t>
             </w:r>
           </w:p>
         </w:tc>
@@ -2121,11 +1929,13 @@
               <w:jc w:val="center"/>
               <w:rPr>
                 <w:rFonts w:eastAsia="Calibri" w:cs="Times New Roman"/>
+                <w:sz w:val="24"/>
               </w:rPr>
             </w:pPr>
             <w:r>
               <w:rPr>
                 <w:rFonts w:eastAsia="Calibri" w:cs="Times New Roman"/>
+                <w:sz w:val="24"/>
               </w:rPr>
               <w:t>e2</w:t>
             </w:r>
@@ -2143,41 +1953,15 @@
               <w:jc w:val="center"/>
               <w:rPr>
                 <w:rFonts w:eastAsia="Calibri" w:cs="Times New Roman"/>
+                <w:sz w:val="24"/>
               </w:rPr>
             </w:pPr>
             <w:r>
               <w:rPr>
                 <w:rFonts w:eastAsia="Calibri" w:cs="Times New Roman"/>
-              </w:rPr>
-              <w:t xml:space="preserve">ответ сервера 304 </w:t>
-            </w:r>
-            <w:proofErr w:type="spellStart"/>
-            <w:r>
-              <w:rPr>
-                <w:rFonts w:eastAsia="Calibri" w:cs="Times New Roman"/>
-              </w:rPr>
-              <w:t>Not</w:t>
-            </w:r>
-            <w:proofErr w:type="spellEnd"/>
-            <w:r>
-              <w:rPr>
-                <w:rFonts w:eastAsia="Calibri" w:cs="Times New Roman"/>
-              </w:rPr>
-              <w:t xml:space="preserve"> </w:t>
-            </w:r>
-            <w:proofErr w:type="spellStart"/>
-            <w:r>
-              <w:rPr>
-                <w:rFonts w:eastAsia="Calibri" w:cs="Times New Roman"/>
-              </w:rPr>
-              <w:t>Modified</w:t>
-            </w:r>
-            <w:proofErr w:type="spellEnd"/>
-            <w:r>
-              <w:rPr>
-                <w:rFonts w:eastAsia="Calibri" w:cs="Times New Roman"/>
-              </w:rPr>
-              <w:t>, загрузка страницы из кэша браузера</w:t>
+                <w:sz w:val="24"/>
+              </w:rPr>
+              <w:t>получение и разбор HTML-разметки</w:t>
             </w:r>
           </w:p>
         </w:tc>
@@ -2198,11 +1982,13 @@
               <w:jc w:val="center"/>
               <w:rPr>
                 <w:rFonts w:eastAsia="Calibri" w:cs="Times New Roman"/>
+                <w:sz w:val="24"/>
               </w:rPr>
             </w:pPr>
             <w:r>
               <w:rPr>
                 <w:rFonts w:eastAsia="Calibri" w:cs="Times New Roman"/>
+                <w:sz w:val="24"/>
               </w:rPr>
               <w:t>e3</w:t>
             </w:r>
@@ -2220,13 +2006,15 @@
               <w:jc w:val="center"/>
               <w:rPr>
                 <w:rFonts w:eastAsia="Calibri" w:cs="Times New Roman"/>
+                <w:sz w:val="24"/>
               </w:rPr>
             </w:pPr>
             <w:r>
               <w:rPr>
                 <w:rFonts w:eastAsia="Calibri" w:cs="Times New Roman"/>
-              </w:rPr>
-              <w:t>ответ сервера 200 OK, передача HTML-документа</w:t>
+                <w:sz w:val="24"/>
+              </w:rPr>
+              <w:t>вывод сообщения об ошибке 404</w:t>
             </w:r>
           </w:p>
         </w:tc>
@@ -2247,11 +2035,13 @@
               <w:jc w:val="center"/>
               <w:rPr>
                 <w:rFonts w:eastAsia="Calibri" w:cs="Times New Roman"/>
+                <w:sz w:val="24"/>
               </w:rPr>
             </w:pPr>
             <w:r>
               <w:rPr>
                 <w:rFonts w:eastAsia="Calibri" w:cs="Times New Roman"/>
+                <w:sz w:val="24"/>
               </w:rPr>
               <w:t>e4</w:t>
             </w:r>
@@ -2269,13 +2059,15 @@
               <w:jc w:val="center"/>
               <w:rPr>
                 <w:rFonts w:eastAsia="Calibri" w:cs="Times New Roman"/>
+                <w:sz w:val="24"/>
               </w:rPr>
             </w:pPr>
             <w:r>
               <w:rPr>
                 <w:rFonts w:eastAsia="Calibri" w:cs="Times New Roman"/>
-              </w:rPr>
-              <w:t>разбор HTML-разметки, запрос GET /avatar.jpg, отрисовка страницы</w:t>
+                <w:sz w:val="24"/>
+              </w:rPr>
+              <w:t>отправка запроса GET /avatar.jpg</w:t>
             </w:r>
           </w:p>
         </w:tc>
@@ -2296,11 +2088,13 @@
               <w:jc w:val="center"/>
               <w:rPr>
                 <w:rFonts w:eastAsia="Calibri" w:cs="Times New Roman"/>
+                <w:sz w:val="24"/>
               </w:rPr>
             </w:pPr>
             <w:r>
               <w:rPr>
                 <w:rFonts w:eastAsia="Calibri" w:cs="Times New Roman"/>
+                <w:sz w:val="24"/>
               </w:rPr>
               <w:t>e5</w:t>
             </w:r>
@@ -2318,13 +2112,15 @@
               <w:jc w:val="center"/>
               <w:rPr>
                 <w:rFonts w:eastAsia="Calibri" w:cs="Times New Roman"/>
+                <w:sz w:val="24"/>
               </w:rPr>
             </w:pPr>
             <w:r>
               <w:rPr>
                 <w:rFonts w:eastAsia="Calibri" w:cs="Times New Roman"/>
-              </w:rPr>
-              <w:t>клик по ссылке mailto:</w:t>
+                <w:sz w:val="24"/>
+              </w:rPr>
+              <w:t>вывод фотографии</w:t>
             </w:r>
           </w:p>
         </w:tc>
@@ -2345,11 +2141,13 @@
               <w:jc w:val="center"/>
               <w:rPr>
                 <w:rFonts w:eastAsia="Calibri" w:cs="Times New Roman"/>
+                <w:sz w:val="24"/>
               </w:rPr>
             </w:pPr>
             <w:r>
               <w:rPr>
                 <w:rFonts w:eastAsia="Calibri" w:cs="Times New Roman"/>
+                <w:sz w:val="24"/>
               </w:rPr>
               <w:t>e6</w:t>
             </w:r>
@@ -2367,14 +2165,25 @@
               <w:jc w:val="center"/>
               <w:rPr>
                 <w:rFonts w:eastAsia="Calibri" w:cs="Times New Roman"/>
+                <w:sz w:val="24"/>
               </w:rPr>
             </w:pPr>
             <w:r>
               <w:rPr>
                 <w:rFonts w:eastAsia="Calibri" w:cs="Times New Roman"/>
-              </w:rPr>
-              <w:t>открытие окна нового письма с подставленными адресом и темой</w:t>
-            </w:r>
+                <w:sz w:val="24"/>
+              </w:rPr>
+              <w:t xml:space="preserve">вывод текста из атрибута </w:t>
+            </w:r>
+            <w:proofErr w:type="spellStart"/>
+            <w:r>
+              <w:rPr>
+                <w:rFonts w:eastAsia="Calibri" w:cs="Times New Roman"/>
+                <w:sz w:val="24"/>
+              </w:rPr>
+              <w:t>alt</w:t>
+            </w:r>
+            <w:proofErr w:type="spellEnd"/>
           </w:p>
         </w:tc>
       </w:tr>
@@ -2394,11 +2203,13 @@
               <w:jc w:val="center"/>
               <w:rPr>
                 <w:rFonts w:eastAsia="Calibri" w:cs="Times New Roman"/>
+                <w:sz w:val="24"/>
               </w:rPr>
             </w:pPr>
             <w:r>
               <w:rPr>
                 <w:rFonts w:eastAsia="Calibri" w:cs="Times New Roman"/>
+                <w:sz w:val="24"/>
               </w:rPr>
               <w:t>e7</w:t>
             </w:r>
@@ -2416,13 +2227,15 @@
               <w:jc w:val="center"/>
               <w:rPr>
                 <w:rFonts w:eastAsia="Calibri" w:cs="Times New Roman"/>
+                <w:sz w:val="24"/>
               </w:rPr>
             </w:pPr>
             <w:r>
               <w:rPr>
                 <w:rFonts w:eastAsia="Calibri" w:cs="Times New Roman"/>
-              </w:rPr>
-              <w:t>выбор и настройка почтового клиента (возврат к s4 для повторного клика)</w:t>
+                <w:sz w:val="24"/>
+              </w:rPr>
+              <w:t>отрисовка страницы</w:t>
             </w:r>
           </w:p>
         </w:tc>
@@ -2443,11 +2256,13 @@
               <w:jc w:val="center"/>
               <w:rPr>
                 <w:rFonts w:eastAsia="Calibri" w:cs="Times New Roman"/>
+                <w:sz w:val="24"/>
               </w:rPr>
             </w:pPr>
             <w:r>
               <w:rPr>
                 <w:rFonts w:eastAsia="Calibri" w:cs="Times New Roman"/>
+                <w:sz w:val="24"/>
               </w:rPr>
               <w:t>e8</w:t>
             </w:r>
@@ -2465,13 +2280,174 @@
               <w:jc w:val="center"/>
               <w:rPr>
                 <w:rFonts w:eastAsia="Calibri" w:cs="Times New Roman"/>
+                <w:sz w:val="24"/>
               </w:rPr>
             </w:pPr>
             <w:r>
               <w:rPr>
                 <w:rFonts w:eastAsia="Calibri" w:cs="Times New Roman"/>
-              </w:rPr>
-              <w:t>ввод текста и отправка письма</w:t>
+                <w:sz w:val="24"/>
+              </w:rPr>
+              <w:t>завершение работы со страницей</w:t>
+            </w:r>
+          </w:p>
+        </w:tc>
+      </w:tr>
+      <w:tr>
+        <w:trPr>
+          <w:trHeight w:val="454"/>
+        </w:trPr>
+        <w:tc>
+          <w:tcPr>
+            <w:tcW w:w="4672" w:type="dxa"/>
+            <w:vAlign w:val="center"/>
+          </w:tcPr>
+          <w:p>
+            <w:pPr>
+              <w:spacing w:before="0" w:after="0" w:line="240" w:lineRule="auto"/>
+              <w:ind w:firstLine="0"/>
+              <w:jc w:val="center"/>
+              <w:rPr>
+                <w:rFonts w:eastAsia="Calibri" w:cs="Times New Roman"/>
+                <w:sz w:val="24"/>
+              </w:rPr>
+            </w:pPr>
+            <w:r>
+              <w:rPr>
+                <w:rFonts w:eastAsia="Calibri" w:cs="Times New Roman"/>
+                <w:sz w:val="24"/>
+              </w:rPr>
+              <w:t>e9</w:t>
+            </w:r>
+          </w:p>
+        </w:tc>
+        <w:tc>
+          <w:tcPr>
+            <w:tcW w:w="4673" w:type="dxa"/>
+            <w:vAlign w:val="center"/>
+          </w:tcPr>
+          <w:p>
+            <w:pPr>
+              <w:spacing w:before="0" w:after="0" w:line="240" w:lineRule="auto"/>
+              <w:ind w:firstLine="0"/>
+              <w:jc w:val="center"/>
+              <w:rPr>
+                <w:rFonts w:eastAsia="Calibri" w:cs="Times New Roman"/>
+                <w:sz w:val="24"/>
+              </w:rPr>
+            </w:pPr>
+            <w:r>
+              <w:rPr>
+                <w:rFonts w:eastAsia="Calibri" w:cs="Times New Roman"/>
+                <w:sz w:val="24"/>
+              </w:rPr>
+              <w:t>открытие новой вкладки, HTTP-запрос GET к внешнему сайту (возврат к s4)</w:t>
+            </w:r>
+          </w:p>
+        </w:tc>
+      </w:tr>
+      <w:tr>
+        <w:trPr>
+          <w:trHeight w:val="454"/>
+        </w:trPr>
+        <w:tc>
+          <w:tcPr>
+            <w:tcW w:w="4672" w:type="dxa"/>
+            <w:vAlign w:val="center"/>
+          </w:tcPr>
+          <w:p>
+            <w:pPr>
+              <w:spacing w:before="0" w:after="0" w:line="240" w:lineRule="auto"/>
+              <w:ind w:firstLine="0"/>
+              <w:jc w:val="center"/>
+              <w:rPr>
+                <w:rFonts w:eastAsia="Calibri" w:cs="Times New Roman"/>
+                <w:sz w:val="24"/>
+              </w:rPr>
+            </w:pPr>
+            <w:r>
+              <w:rPr>
+                <w:rFonts w:eastAsia="Calibri" w:cs="Times New Roman"/>
+                <w:sz w:val="24"/>
+              </w:rPr>
+              <w:t>e10</w:t>
+            </w:r>
+          </w:p>
+        </w:tc>
+        <w:tc>
+          <w:tcPr>
+            <w:tcW w:w="4673" w:type="dxa"/>
+            <w:vAlign w:val="center"/>
+          </w:tcPr>
+          <w:p>
+            <w:pPr>
+              <w:spacing w:before="0" w:after="0" w:line="240" w:lineRule="auto"/>
+              <w:ind w:firstLine="0"/>
+              <w:jc w:val="center"/>
+              <w:rPr>
+                <w:rFonts w:eastAsia="Calibri" w:cs="Times New Roman"/>
+                <w:sz w:val="24"/>
+              </w:rPr>
+            </w:pPr>
+            <w:r>
+              <w:rPr>
+                <w:rFonts w:eastAsia="Calibri" w:cs="Times New Roman"/>
+                <w:sz w:val="24"/>
+              </w:rPr>
+              <w:t>передача номера телефона приложению для звонков (возврат к s4)</w:t>
+            </w:r>
+          </w:p>
+        </w:tc>
+      </w:tr>
+      <w:tr>
+        <w:trPr>
+          <w:trHeight w:val="454"/>
+        </w:trPr>
+        <w:tc>
+          <w:tcPr>
+            <w:tcW w:w="4672" w:type="dxa"/>
+            <w:vAlign w:val="center"/>
+          </w:tcPr>
+          <w:p>
+            <w:pPr>
+              <w:spacing w:before="0" w:after="0" w:line="240" w:lineRule="auto"/>
+              <w:ind w:firstLine="0"/>
+              <w:jc w:val="center"/>
+              <w:rPr>
+                <w:rFonts w:eastAsia="Calibri" w:cs="Times New Roman"/>
+                <w:sz w:val="24"/>
+              </w:rPr>
+            </w:pPr>
+            <w:r>
+              <w:rPr>
+                <w:rFonts w:eastAsia="Calibri" w:cs="Times New Roman"/>
+                <w:sz w:val="24"/>
+              </w:rPr>
+              <w:t>e11</w:t>
+            </w:r>
+          </w:p>
+        </w:tc>
+        <w:tc>
+          <w:tcPr>
+            <w:tcW w:w="4673" w:type="dxa"/>
+            <w:vAlign w:val="center"/>
+          </w:tcPr>
+          <w:p>
+            <w:pPr>
+              <w:spacing w:before="0" w:after="0" w:line="240" w:lineRule="auto"/>
+              <w:ind w:firstLine="0"/>
+              <w:jc w:val="center"/>
+              <w:rPr>
+                <w:rFonts w:eastAsia="Calibri" w:cs="Times New Roman"/>
+                <w:sz w:val="24"/>
+              </w:rPr>
+            </w:pPr>
+            <w:r>
+              <w:rPr>
+                <w:rFonts w:eastAsia="Calibri" w:cs="Times New Roman"/>
+                <w:sz w:val="24"/>
+              </w:rPr>
+              <w:t>открытие письма с подставленными адресом и темой (возврат к s4)</w:t>
             </w:r>
           </w:p>
         </w:tc>
@@ -2493,11 +2469,13 @@
               <w:jc w:val="center"/>
               <w:rPr>
                 <w:rFonts w:eastAsia="Calibri" w:cs="Times New Roman"/>
+                <w:sz w:val="24"/>
               </w:rPr>
             </w:pPr>
             <w:r>
               <w:rPr>
                 <w:rFonts w:eastAsia="Calibri" w:cs="Times New Roman"/>
+                <w:sz w:val="24"/>
               </w:rPr>
               <w:t>События (</w:t>
             </w:r>
@@ -2505,6 +2483,7 @@
             <w:r>
               <w:rPr>
                 <w:rFonts w:eastAsia="Calibri" w:cs="Times New Roman"/>
+                <w:sz w:val="24"/>
               </w:rPr>
               <w:t>Prompts</w:t>
             </w:r>
@@ -2512,6 +2491,7 @@
             <w:r>
               <w:rPr>
                 <w:rFonts w:eastAsia="Calibri" w:cs="Times New Roman"/>
+                <w:sz w:val="24"/>
               </w:rPr>
               <w:t>)</w:t>
             </w:r>
@@ -2534,11 +2514,13 @@
               <w:jc w:val="center"/>
               <w:rPr>
                 <w:rFonts w:eastAsia="Calibri" w:cs="Times New Roman"/>
+                <w:sz w:val="24"/>
               </w:rPr>
             </w:pPr>
             <w:r>
               <w:rPr>
                 <w:rFonts w:eastAsia="Calibri" w:cs="Times New Roman"/>
+                <w:sz w:val="24"/>
               </w:rPr>
               <w:t>p1</w:t>
             </w:r>
@@ -2556,13 +2538,15 @@
               <w:jc w:val="center"/>
               <w:rPr>
                 <w:rFonts w:eastAsia="Calibri" w:cs="Times New Roman"/>
+                <w:sz w:val="24"/>
               </w:rPr>
             </w:pPr>
             <w:r>
               <w:rPr>
                 <w:rFonts w:eastAsia="Calibri" w:cs="Times New Roman"/>
-              </w:rPr>
-              <w:t>в кэше браузера есть актуальная копия страницы (инверсия: актуальной копии нет)</w:t>
+                <w:sz w:val="24"/>
+              </w:rPr>
+              <w:t>получен адрес сайта-визитки</w:t>
             </w:r>
           </w:p>
         </w:tc>
@@ -2583,11 +2567,13 @@
               <w:jc w:val="center"/>
               <w:rPr>
                 <w:rFonts w:eastAsia="Calibri" w:cs="Times New Roman"/>
+                <w:sz w:val="24"/>
               </w:rPr>
             </w:pPr>
             <w:r>
               <w:rPr>
                 <w:rFonts w:eastAsia="Calibri" w:cs="Times New Roman"/>
+                <w:sz w:val="24"/>
               </w:rPr>
               <w:t>p2</w:t>
             </w:r>
@@ -2605,13 +2591,312 @@
               <w:jc w:val="center"/>
               <w:rPr>
                 <w:rFonts w:eastAsia="Calibri" w:cs="Times New Roman"/>
+                <w:sz w:val="24"/>
               </w:rPr>
             </w:pPr>
             <w:r>
               <w:rPr>
                 <w:rFonts w:eastAsia="Calibri" w:cs="Times New Roman"/>
-              </w:rPr>
-              <w:t>в системе назначен почтовый клиент (инверсия: не назначен)</w:t>
+                <w:sz w:val="24"/>
+              </w:rPr>
+              <w:t>файл страницы найден, 200 OK (инверсия: не найден, 404)</w:t>
+            </w:r>
+          </w:p>
+        </w:tc>
+      </w:tr>
+      <w:tr>
+        <w:trPr>
+          <w:trHeight w:val="454"/>
+        </w:trPr>
+        <w:tc>
+          <w:tcPr>
+            <w:tcW w:w="4672" w:type="dxa"/>
+            <w:vAlign w:val="center"/>
+          </w:tcPr>
+          <w:p>
+            <w:pPr>
+              <w:spacing w:before="0" w:after="0" w:line="240" w:lineRule="auto"/>
+              <w:ind w:firstLine="0"/>
+              <w:jc w:val="center"/>
+              <w:rPr>
+                <w:rFonts w:eastAsia="Calibri" w:cs="Times New Roman"/>
+                <w:sz w:val="24"/>
+              </w:rPr>
+            </w:pPr>
+            <w:r>
+              <w:rPr>
+                <w:rFonts w:eastAsia="Calibri" w:cs="Times New Roman"/>
+                <w:sz w:val="24"/>
+              </w:rPr>
+              <w:t>p3</w:t>
+            </w:r>
+          </w:p>
+        </w:tc>
+        <w:tc>
+          <w:tcPr>
+            <w:tcW w:w="4673" w:type="dxa"/>
+            <w:vAlign w:val="center"/>
+          </w:tcPr>
+          <w:p>
+            <w:pPr>
+              <w:spacing w:before="0" w:after="0" w:line="240" w:lineRule="auto"/>
+              <w:ind w:firstLine="0"/>
+              <w:jc w:val="center"/>
+              <w:rPr>
+                <w:rFonts w:eastAsia="Calibri" w:cs="Times New Roman"/>
+                <w:sz w:val="24"/>
+              </w:rPr>
+            </w:pPr>
+            <w:r>
+              <w:rPr>
+                <w:rFonts w:eastAsia="Calibri" w:cs="Times New Roman"/>
+                <w:sz w:val="24"/>
+              </w:rPr>
+              <w:t>фотография найдена, 200 OK (инверсия: не найдена, 404)</w:t>
+            </w:r>
+          </w:p>
+        </w:tc>
+      </w:tr>
+      <w:tr>
+        <w:trPr>
+          <w:trHeight w:val="454"/>
+        </w:trPr>
+        <w:tc>
+          <w:tcPr>
+            <w:tcW w:w="4672" w:type="dxa"/>
+            <w:vAlign w:val="center"/>
+          </w:tcPr>
+          <w:p>
+            <w:pPr>
+              <w:spacing w:before="0" w:after="0" w:line="240" w:lineRule="auto"/>
+              <w:ind w:firstLine="0"/>
+              <w:jc w:val="center"/>
+              <w:rPr>
+                <w:rFonts w:eastAsia="Calibri" w:cs="Times New Roman"/>
+                <w:sz w:val="24"/>
+              </w:rPr>
+            </w:pPr>
+            <w:r>
+              <w:rPr>
+                <w:rFonts w:eastAsia="Calibri" w:cs="Times New Roman"/>
+                <w:sz w:val="24"/>
+              </w:rPr>
+              <w:t>p4</w:t>
+            </w:r>
+          </w:p>
+        </w:tc>
+        <w:tc>
+          <w:tcPr>
+            <w:tcW w:w="4673" w:type="dxa"/>
+            <w:vAlign w:val="center"/>
+          </w:tcPr>
+          <w:p>
+            <w:pPr>
+              <w:spacing w:before="0" w:after="0" w:line="240" w:lineRule="auto"/>
+              <w:ind w:firstLine="0"/>
+              <w:jc w:val="center"/>
+              <w:rPr>
+                <w:rFonts w:eastAsia="Calibri" w:cs="Times New Roman"/>
+                <w:sz w:val="24"/>
+              </w:rPr>
+            </w:pPr>
+            <w:r>
+              <w:rPr>
+                <w:rFonts w:eastAsia="Calibri" w:cs="Times New Roman"/>
+                <w:sz w:val="24"/>
+              </w:rPr>
+              <w:t>закрытие вкладки</w:t>
+            </w:r>
+          </w:p>
+        </w:tc>
+      </w:tr>
+      <w:tr>
+        <w:trPr>
+          <w:trHeight w:val="454"/>
+        </w:trPr>
+        <w:tc>
+          <w:tcPr>
+            <w:tcW w:w="4672" w:type="dxa"/>
+            <w:vAlign w:val="center"/>
+          </w:tcPr>
+          <w:p>
+            <w:pPr>
+              <w:spacing w:before="0" w:after="0" w:line="240" w:lineRule="auto"/>
+              <w:ind w:firstLine="0"/>
+              <w:jc w:val="center"/>
+              <w:rPr>
+                <w:rFonts w:eastAsia="Calibri" w:cs="Times New Roman"/>
+                <w:sz w:val="24"/>
+              </w:rPr>
+            </w:pPr>
+            <w:r>
+              <w:rPr>
+                <w:rFonts w:eastAsia="Calibri" w:cs="Times New Roman"/>
+                <w:sz w:val="24"/>
+              </w:rPr>
+              <w:t>p5</w:t>
+            </w:r>
+          </w:p>
+        </w:tc>
+        <w:tc>
+          <w:tcPr>
+            <w:tcW w:w="4673" w:type="dxa"/>
+            <w:vAlign w:val="center"/>
+          </w:tcPr>
+          <w:p>
+            <w:pPr>
+              <w:spacing w:before="0" w:after="0" w:line="240" w:lineRule="auto"/>
+              <w:ind w:firstLine="0"/>
+              <w:jc w:val="center"/>
+              <w:rPr>
+                <w:rFonts w:eastAsia="Calibri" w:cs="Times New Roman"/>
+                <w:sz w:val="24"/>
+              </w:rPr>
+            </w:pPr>
+            <w:r>
+              <w:rPr>
+                <w:rFonts w:eastAsia="Calibri" w:cs="Times New Roman"/>
+                <w:sz w:val="24"/>
+              </w:rPr>
+              <w:t xml:space="preserve">клик по внешней ссылке (Telegram, ВКонтакте, </w:t>
+            </w:r>
+            <w:proofErr w:type="spellStart"/>
+            <w:r>
+              <w:rPr>
+                <w:rFonts w:eastAsia="Calibri" w:cs="Times New Roman"/>
+                <w:sz w:val="24"/>
+              </w:rPr>
+              <w:t>GitHub</w:t>
+            </w:r>
+            <w:proofErr w:type="spellEnd"/>
+            <w:r>
+              <w:rPr>
+                <w:rFonts w:eastAsia="Calibri" w:cs="Times New Roman"/>
+                <w:sz w:val="24"/>
+              </w:rPr>
+              <w:t>)</w:t>
+            </w:r>
+          </w:p>
+        </w:tc>
+      </w:tr>
+      <w:tr>
+        <w:trPr>
+          <w:trHeight w:val="454"/>
+        </w:trPr>
+        <w:tc>
+          <w:tcPr>
+            <w:tcW w:w="4672" w:type="dxa"/>
+            <w:vAlign w:val="center"/>
+          </w:tcPr>
+          <w:p>
+            <w:pPr>
+              <w:spacing w:before="0" w:after="0" w:line="240" w:lineRule="auto"/>
+              <w:ind w:firstLine="0"/>
+              <w:jc w:val="center"/>
+              <w:rPr>
+                <w:rFonts w:eastAsia="Calibri" w:cs="Times New Roman"/>
+                <w:sz w:val="24"/>
+              </w:rPr>
+            </w:pPr>
+            <w:r>
+              <w:rPr>
+                <w:rFonts w:eastAsia="Calibri" w:cs="Times New Roman"/>
+                <w:sz w:val="24"/>
+              </w:rPr>
+              <w:t>p6</w:t>
+            </w:r>
+          </w:p>
+        </w:tc>
+        <w:tc>
+          <w:tcPr>
+            <w:tcW w:w="4673" w:type="dxa"/>
+            <w:vAlign w:val="center"/>
+          </w:tcPr>
+          <w:p>
+            <w:pPr>
+              <w:spacing w:before="0" w:after="0" w:line="240" w:lineRule="auto"/>
+              <w:ind w:firstLine="0"/>
+              <w:jc w:val="center"/>
+              <w:rPr>
+                <w:rFonts w:eastAsia="Calibri" w:cs="Times New Roman"/>
+                <w:sz w:val="24"/>
+              </w:rPr>
+            </w:pPr>
+            <w:r>
+              <w:rPr>
+                <w:rFonts w:eastAsia="Calibri" w:cs="Times New Roman"/>
+                <w:sz w:val="24"/>
+              </w:rPr>
+              <w:t xml:space="preserve">клик по ссылке </w:t>
+            </w:r>
+            <w:proofErr w:type="spellStart"/>
+            <w:r>
+              <w:rPr>
+                <w:rFonts w:eastAsia="Calibri" w:cs="Times New Roman"/>
+                <w:sz w:val="24"/>
+              </w:rPr>
+              <w:t>tel</w:t>
+            </w:r>
+            <w:proofErr w:type="spellEnd"/>
+            <w:r>
+              <w:rPr>
+                <w:rFonts w:eastAsia="Calibri" w:cs="Times New Roman"/>
+                <w:sz w:val="24"/>
+              </w:rPr>
+              <w:t>:</w:t>
+            </w:r>
+          </w:p>
+        </w:tc>
+      </w:tr>
+      <w:tr>
+        <w:trPr>
+          <w:trHeight w:val="454"/>
+        </w:trPr>
+        <w:tc>
+          <w:tcPr>
+            <w:tcW w:w="4672" w:type="dxa"/>
+            <w:vAlign w:val="center"/>
+          </w:tcPr>
+          <w:p>
+            <w:pPr>
+              <w:spacing w:before="0" w:after="0" w:line="240" w:lineRule="auto"/>
+              <w:ind w:firstLine="0"/>
+              <w:jc w:val="center"/>
+              <w:rPr>
+                <w:rFonts w:eastAsia="Calibri" w:cs="Times New Roman"/>
+                <w:sz w:val="24"/>
+              </w:rPr>
+            </w:pPr>
+            <w:r>
+              <w:rPr>
+                <w:rFonts w:eastAsia="Calibri" w:cs="Times New Roman"/>
+                <w:sz w:val="24"/>
+              </w:rPr>
+              <w:t>p7</w:t>
+            </w:r>
+          </w:p>
+        </w:tc>
+        <w:tc>
+          <w:tcPr>
+            <w:tcW w:w="4673" w:type="dxa"/>
+            <w:vAlign w:val="center"/>
+          </w:tcPr>
+          <w:p>
+            <w:pPr>
+              <w:spacing w:before="0" w:after="0" w:line="240" w:lineRule="auto"/>
+              <w:ind w:firstLine="0"/>
+              <w:jc w:val="center"/>
+              <w:rPr>
+                <w:rFonts w:eastAsia="Calibri" w:cs="Times New Roman"/>
+                <w:sz w:val="24"/>
+              </w:rPr>
+            </w:pPr>
+            <w:r>
+              <w:rPr>
+                <w:rFonts w:eastAsia="Calibri" w:cs="Times New Roman"/>
+                <w:sz w:val="24"/>
+              </w:rPr>
+              <w:t>клик по ссылке mailto:</w:t>
             </w:r>
           </w:p>
         </w:tc>
@@ -2634,7 +2919,7 @@
           <w:numId w:val="35"/>
         </w:numPr>
       </w:pPr>
-      <w:bookmarkStart w:id="6" w:name="_Toc243587179"/>
+      <w:bookmarkStart w:id="6" w:name="_Toc243663247"/>
       <w:r>
         <w:lastRenderedPageBreak/>
         <w:t>BPMN-диаграмма</w:t>
@@ -2677,10 +2962,10 @@
                 <w:noProof/>
               </w:rPr>
               <w:drawing>
-                <wp:inline distT="0" distB="0" distL="0" distR="0" wp14:anchorId="24AC3FEF" wp14:editId="476D31E8">
-                  <wp:extent cx="5760000" cy="1829901"/>
+                <wp:inline distT="0" distB="0" distL="0" distR="0" wp14:anchorId="7F04EDA9" wp14:editId="4FBD5A93">
+                  <wp:extent cx="5760000" cy="2504723"/>
                   <wp:effectExtent l="0" t="0" r="0" b="0"/>
-                  <wp:docPr id="918646078" name="Рисунок 2"/>
+                  <wp:docPr id="1169797853" name="Рисунок 4"/>
                   <wp:cNvGraphicFramePr>
                     <a:graphicFrameLocks xmlns:a="http://schemas.openxmlformats.org/drawingml/2006/main" noChangeAspect="1"/>
                   </wp:cNvGraphicFramePr>
@@ -2688,13 +2973,13 @@
                     <a:graphicData uri="http://schemas.openxmlformats.org/drawingml/2006/picture">
                       <pic:pic xmlns:pic="http://schemas.openxmlformats.org/drawingml/2006/picture">
                         <pic:nvPicPr>
-                          <pic:cNvPr id="0" name="Picture 3"/>
+                          <pic:cNvPr id="0" name="Picture 7"/>
                           <pic:cNvPicPr>
                             <a:picLocks noChangeAspect="1" noChangeArrowheads="1"/>
                           </pic:cNvPicPr>
                         </pic:nvPicPr>
                         <pic:blipFill>
-                          <a:blip r:embed="rId10" cstate="print">
+                          <a:blip r:embed="rId9">
                             <a:extLst>
                               <a:ext uri="{28A0092B-C50C-407E-A947-70E740481C1C}">
                                 <a14:useLocalDpi xmlns:a14="http://schemas.microsoft.com/office/drawing/2010/main" val="0"/>
@@ -2709,7 +2994,7 @@
                         <pic:spPr bwMode="auto">
                           <a:xfrm>
                             <a:off x="0" y="0"/>
-                            <a:ext cx="5760000" cy="1829901"/>
+                            <a:ext cx="5760000" cy="2504723"/>
                           </a:xfrm>
                           <a:prstGeom prst="rect">
                             <a:avLst/>
@@ -2736,482 +3021,9 @@
           <w:p>
             <w:pPr>
               <w:pStyle w:val="a6"/>
-              <w:rPr>
-                <w:lang w:val="en-US"/>
-              </w:rPr>
-            </w:pPr>
-            <w:r>
-              <w:t>BPMN-диаграмма</w:t>
-            </w:r>
-          </w:p>
-        </w:tc>
-      </w:tr>
-    </w:tbl>
-    <w:p/>
-    <w:p>
-      <w:pPr>
-        <w:pStyle w:val="21"/>
-        <w:numPr>
-          <w:ilvl w:val="1"/>
-          <w:numId w:val="35"/>
-        </w:numPr>
-      </w:pPr>
-      <w:bookmarkStart w:id="7" w:name="_Toc243587180"/>
-      <w:r>
-        <w:t>DFD-диаграмма</w:t>
-      </w:r>
-      <w:bookmarkEnd w:id="7"/>
-    </w:p>
-    <w:tbl>
-      <w:tblPr>
-        <w:tblStyle w:val="afd"/>
-        <w:tblW w:w="0" w:type="auto"/>
-        <w:tblBorders>
-          <w:top w:val="none" w:sz="0" w:space="0" w:color="auto"/>
-          <w:left w:val="none" w:sz="0" w:space="0" w:color="auto"/>
-          <w:bottom w:val="none" w:sz="0" w:space="0" w:color="auto"/>
-          <w:right w:val="none" w:sz="0" w:space="0" w:color="auto"/>
-          <w:insideH w:val="none" w:sz="0" w:space="0" w:color="auto"/>
-          <w:insideV w:val="none" w:sz="0" w:space="0" w:color="auto"/>
-        </w:tblBorders>
-        <w:tblLook w:val="04A0" w:firstRow="1" w:lastRow="0" w:firstColumn="1" w:lastColumn="0" w:noHBand="0" w:noVBand="1"/>
-      </w:tblPr>
-      <w:tblGrid>
-        <w:gridCol w:w="9355"/>
-      </w:tblGrid>
-      <w:tr>
-        <w:tc>
-          <w:tcPr>
-            <w:tcW w:w="9355" w:type="dxa"/>
-          </w:tcPr>
-          <w:p>
-            <w:pPr>
-              <w:ind w:firstLine="0"/>
-              <w:jc w:val="center"/>
-              <w:rPr>
-                <w:b/>
-                <w:bCs/>
-              </w:rPr>
-            </w:pPr>
-            <w:r>
-              <w:rPr>
-                <w:noProof/>
-              </w:rPr>
-              <w:drawing>
-                <wp:inline distT="0" distB="0" distL="0" distR="0" wp14:anchorId="21258007" wp14:editId="2CF275AD">
-                  <wp:extent cx="5760000" cy="3122283"/>
-                  <wp:effectExtent l="0" t="0" r="0" b="2540"/>
-                  <wp:docPr id="2113059677" name="Рисунок 1"/>
-                  <wp:cNvGraphicFramePr>
-                    <a:graphicFrameLocks xmlns:a="http://schemas.openxmlformats.org/drawingml/2006/main" noChangeAspect="1"/>
-                  </wp:cNvGraphicFramePr>
-                  <a:graphic xmlns:a="http://schemas.openxmlformats.org/drawingml/2006/main">
-                    <a:graphicData uri="http://schemas.openxmlformats.org/drawingml/2006/picture">
-                      <pic:pic xmlns:pic="http://schemas.openxmlformats.org/drawingml/2006/picture">
-                        <pic:nvPicPr>
-                          <pic:cNvPr id="0" name="Picture 1"/>
-                          <pic:cNvPicPr>
-                            <a:picLocks noChangeAspect="1" noChangeArrowheads="1"/>
-                          </pic:cNvPicPr>
-                        </pic:nvPicPr>
-                        <pic:blipFill>
-                          <a:blip r:embed="rId11">
-                            <a:extLst>
-                              <a:ext uri="{28A0092B-C50C-407E-A947-70E740481C1C}">
-                                <a14:useLocalDpi xmlns:a14="http://schemas.microsoft.com/office/drawing/2010/main" val="0"/>
-                              </a:ext>
-                            </a:extLst>
-                          </a:blip>
-                          <a:srcRect/>
-                          <a:stretch>
-                            <a:fillRect/>
-                          </a:stretch>
-                        </pic:blipFill>
-                        <pic:spPr bwMode="auto">
-                          <a:xfrm>
-                            <a:off x="0" y="0"/>
-                            <a:ext cx="5760000" cy="3122283"/>
-                          </a:xfrm>
-                          <a:prstGeom prst="rect">
-                            <a:avLst/>
-                          </a:prstGeom>
-                          <a:noFill/>
-                          <a:ln>
-                            <a:noFill/>
-                          </a:ln>
-                        </pic:spPr>
-                      </pic:pic>
-                    </a:graphicData>
-                  </a:graphic>
-                </wp:inline>
-              </w:drawing>
-            </w:r>
-          </w:p>
-        </w:tc>
-      </w:tr>
-      <w:tr>
-        <w:tc>
-          <w:tcPr>
-            <w:tcW w:w="9355" w:type="dxa"/>
-          </w:tcPr>
-          <w:p>
-            <w:pPr>
-              <w:pStyle w:val="a6"/>
-              <w:rPr>
-                <w:lang w:val="en-US"/>
-              </w:rPr>
-            </w:pPr>
-            <w:r>
-              <w:t>DFD-диаграмма</w:t>
-            </w:r>
-          </w:p>
-        </w:tc>
-      </w:tr>
-    </w:tbl>
-    <w:p/>
-    <w:p/>
-    <w:p>
-      <w:pPr>
-        <w:pStyle w:val="11"/>
-        <w:numPr>
-          <w:ilvl w:val="0"/>
-          <w:numId w:val="35"/>
-        </w:numPr>
-      </w:pPr>
-      <w:bookmarkStart w:id="8" w:name="_Toc243587181"/>
-      <w:r>
-        <w:lastRenderedPageBreak/>
-        <w:t>Р</w:t>
-      </w:r>
-      <w:r>
-        <w:t>азметка HTML</w:t>
-      </w:r>
-      <w:bookmarkEnd w:id="8"/>
-    </w:p>
-    <w:p>
-      <w:pPr>
-        <w:rPr>
-          <w:rFonts w:cs="Times New Roman"/>
-          <w:color w:val="000000"/>
-        </w:rPr>
-      </w:pPr>
-      <w:r>
-        <w:rPr>
-          <w:rFonts w:cs="Times New Roman"/>
-          <w:color w:val="000000"/>
-        </w:rPr>
-        <w:t>Страница сайта-визитки размечена в файле index_Kozlov_A_D.html на языке HTML без использования CSS и JS. Согласно макету варианта 2 страница состоит из трёх вложенных блоков &lt;</w:t>
-      </w:r>
-      <w:proofErr w:type="spellStart"/>
-      <w:r>
-        <w:rPr>
-          <w:rFonts w:cs="Times New Roman"/>
-          <w:color w:val="000000"/>
-        </w:rPr>
-        <w:t>div</w:t>
-      </w:r>
-      <w:proofErr w:type="spellEnd"/>
-      <w:r>
-        <w:rPr>
-          <w:rFonts w:cs="Times New Roman"/>
-          <w:color w:val="000000"/>
-        </w:rPr>
-        <w:t>&gt; с заголовками первого (&lt;h1&gt;), второго (&lt;h2&gt;) и третьего (&lt;h3&gt;) уровня.</w:t>
-      </w:r>
-    </w:p>
-    <w:p>
-      <w:pPr>
-        <w:rPr>
-          <w:rFonts w:cs="Times New Roman"/>
-          <w:color w:val="000000"/>
-        </w:rPr>
-      </w:pPr>
-      <w:r>
-        <w:rPr>
-          <w:rFonts w:cs="Times New Roman"/>
-          <w:color w:val="000000"/>
-        </w:rPr>
-        <w:t>Во внутреннем блоке расположена таблица-раскладка из трёх колонок. В первой колонке размещены фотография (тег &lt;</w:t>
-      </w:r>
-      <w:proofErr w:type="spellStart"/>
-      <w:r>
-        <w:rPr>
-          <w:rFonts w:cs="Times New Roman"/>
-          <w:color w:val="000000"/>
-        </w:rPr>
-        <w:t>img</w:t>
-      </w:r>
-      <w:proofErr w:type="spellEnd"/>
-      <w:r>
-        <w:rPr>
-          <w:rFonts w:cs="Times New Roman"/>
-          <w:color w:val="000000"/>
-        </w:rPr>
-        <w:t>&gt;) и вложенная таблица “Т</w:t>
-      </w:r>
-      <w:r>
-        <w:rPr>
-          <w:rFonts w:cs="Times New Roman"/>
-          <w:color w:val="000000"/>
-        </w:rPr>
-        <w:t>оп</w:t>
-      </w:r>
-      <w:r>
-        <w:rPr>
-          <w:rFonts w:cs="Times New Roman"/>
-          <w:color w:val="000000"/>
-        </w:rPr>
-        <w:t>-3 станций метро” с заголовком &lt;</w:t>
-      </w:r>
-      <w:proofErr w:type="spellStart"/>
-      <w:r>
-        <w:rPr>
-          <w:rFonts w:cs="Times New Roman"/>
-          <w:color w:val="000000"/>
-        </w:rPr>
-        <w:t>caption</w:t>
-      </w:r>
-      <w:proofErr w:type="spellEnd"/>
-      <w:r>
-        <w:rPr>
-          <w:rFonts w:cs="Times New Roman"/>
-          <w:color w:val="000000"/>
-        </w:rPr>
-        <w:t>&gt; и ячейками &lt;</w:t>
-      </w:r>
-      <w:proofErr w:type="spellStart"/>
-      <w:r>
-        <w:rPr>
-          <w:rFonts w:cs="Times New Roman"/>
-          <w:color w:val="000000"/>
-        </w:rPr>
-        <w:t>th</w:t>
-      </w:r>
-      <w:proofErr w:type="spellEnd"/>
-      <w:r>
-        <w:rPr>
-          <w:rFonts w:cs="Times New Roman"/>
-          <w:color w:val="000000"/>
-        </w:rPr>
-        <w:t>&gt; и &lt;</w:t>
-      </w:r>
-      <w:proofErr w:type="spellStart"/>
-      <w:r>
-        <w:rPr>
-          <w:rFonts w:cs="Times New Roman"/>
-          <w:color w:val="000000"/>
-        </w:rPr>
-        <w:t>td</w:t>
-      </w:r>
-      <w:proofErr w:type="spellEnd"/>
-      <w:r>
-        <w:rPr>
-          <w:rFonts w:cs="Times New Roman"/>
-          <w:color w:val="000000"/>
-        </w:rPr>
-        <w:t>&gt;. Во второй колонке находится нумерованный список контактов &lt;</w:t>
-      </w:r>
-      <w:proofErr w:type="spellStart"/>
-      <w:r>
-        <w:rPr>
-          <w:rFonts w:cs="Times New Roman"/>
-          <w:color w:val="000000"/>
-        </w:rPr>
-        <w:t>ol</w:t>
-      </w:r>
-      <w:proofErr w:type="spellEnd"/>
-      <w:r>
-        <w:rPr>
-          <w:rFonts w:cs="Times New Roman"/>
-          <w:color w:val="000000"/>
-        </w:rPr>
-        <w:t xml:space="preserve"> </w:t>
-      </w:r>
-      <w:proofErr w:type="spellStart"/>
-      <w:r>
-        <w:rPr>
-          <w:rFonts w:cs="Times New Roman"/>
-          <w:color w:val="000000"/>
-        </w:rPr>
-        <w:t>type</w:t>
-      </w:r>
-      <w:proofErr w:type="spellEnd"/>
-      <w:r>
-        <w:rPr>
-          <w:rFonts w:cs="Times New Roman"/>
-          <w:color w:val="000000"/>
-        </w:rPr>
-        <w:t>="I"&gt; с римской нумерацией, где адрес электронной почты оформлен ссылкой с почтовой директивой mailto: и подставленной темой письма. В третьей колонке расположен маркированный список персональных данных &lt;</w:t>
-      </w:r>
-      <w:proofErr w:type="spellStart"/>
-      <w:r>
-        <w:rPr>
-          <w:rFonts w:cs="Times New Roman"/>
-          <w:color w:val="000000"/>
-        </w:rPr>
-        <w:t>ul</w:t>
-      </w:r>
-      <w:proofErr w:type="spellEnd"/>
-      <w:r>
-        <w:rPr>
-          <w:rFonts w:cs="Times New Roman"/>
-          <w:color w:val="000000"/>
-        </w:rPr>
-        <w:t xml:space="preserve">&gt;. Нижняя строка таблицы, объединённая атрибутом </w:t>
-      </w:r>
-      <w:proofErr w:type="spellStart"/>
-      <w:r>
-        <w:rPr>
-          <w:rFonts w:cs="Times New Roman"/>
-          <w:color w:val="000000"/>
-        </w:rPr>
-        <w:t>colspan</w:t>
-      </w:r>
-      <w:proofErr w:type="spellEnd"/>
-      <w:r>
-        <w:rPr>
-          <w:rFonts w:cs="Times New Roman"/>
-          <w:color w:val="000000"/>
-        </w:rPr>
-        <w:t>, содержит информацию о правах на копирование (&amp;</w:t>
-      </w:r>
-      <w:proofErr w:type="spellStart"/>
-      <w:r>
-        <w:rPr>
-          <w:rFonts w:cs="Times New Roman"/>
-          <w:color w:val="000000"/>
-        </w:rPr>
-        <w:t>copy</w:t>
-      </w:r>
-      <w:proofErr w:type="spellEnd"/>
-      <w:r>
-        <w:rPr>
-          <w:rFonts w:cs="Times New Roman"/>
-          <w:color w:val="000000"/>
-        </w:rPr>
-        <w:t>;).</w:t>
-      </w:r>
-    </w:p>
-    <w:p>
-      <w:pPr>
-        <w:rPr>
-          <w:rFonts w:cs="Times New Roman"/>
-          <w:color w:val="000000"/>
-        </w:rPr>
-      </w:pPr>
-      <w:r>
-        <w:rPr>
-          <w:rFonts w:cs="Times New Roman"/>
-          <w:color w:val="000000"/>
-        </w:rPr>
-        <w:t>Полный листинг разметки приведён в Приложении А.</w:t>
-      </w:r>
-    </w:p>
-    <w:p>
-      <w:pPr>
-        <w:pStyle w:val="11"/>
-        <w:numPr>
-          <w:ilvl w:val="0"/>
-          <w:numId w:val="35"/>
-        </w:numPr>
-      </w:pPr>
-      <w:bookmarkStart w:id="9" w:name="_Toc243587182"/>
-      <w:r>
-        <w:t>Р</w:t>
-      </w:r>
-      <w:r>
-        <w:t>езультат отображения в браузере</w:t>
-      </w:r>
-      <w:bookmarkEnd w:id="9"/>
-    </w:p>
-    <w:tbl>
-      <w:tblPr>
-        <w:tblStyle w:val="afd"/>
-        <w:tblW w:w="0" w:type="auto"/>
-        <w:tblBorders>
-          <w:top w:val="none" w:sz="0" w:space="0" w:color="auto"/>
-          <w:left w:val="none" w:sz="0" w:space="0" w:color="auto"/>
-          <w:bottom w:val="none" w:sz="0" w:space="0" w:color="auto"/>
-          <w:right w:val="none" w:sz="0" w:space="0" w:color="auto"/>
-          <w:insideH w:val="none" w:sz="0" w:space="0" w:color="auto"/>
-          <w:insideV w:val="none" w:sz="0" w:space="0" w:color="auto"/>
-        </w:tblBorders>
-        <w:tblLook w:val="04A0" w:firstRow="1" w:lastRow="0" w:firstColumn="1" w:lastColumn="0" w:noHBand="0" w:noVBand="1"/>
-      </w:tblPr>
-      <w:tblGrid>
-        <w:gridCol w:w="9355"/>
-      </w:tblGrid>
-      <w:tr>
-        <w:tc>
-          <w:tcPr>
-            <w:tcW w:w="9355" w:type="dxa"/>
-          </w:tcPr>
-          <w:p>
-            <w:pPr>
-              <w:ind w:firstLine="0"/>
-              <w:jc w:val="center"/>
-              <w:rPr>
-                <w:b/>
-                <w:bCs/>
-              </w:rPr>
-            </w:pPr>
-            <w:r>
-              <w:rPr>
-                <w:noProof/>
-              </w:rPr>
-              <w:drawing>
-                <wp:inline distT="0" distB="0" distL="0" distR="0" wp14:anchorId="282CF905" wp14:editId="5BDC7434">
-                  <wp:extent cx="5760000" cy="2919098"/>
-                  <wp:effectExtent l="0" t="0" r="0" b="0"/>
-                  <wp:docPr id="1078357720" name="Рисунок 1"/>
-                  <wp:cNvGraphicFramePr>
-                    <a:graphicFrameLocks xmlns:a="http://schemas.openxmlformats.org/drawingml/2006/main" noChangeAspect="1"/>
-                  </wp:cNvGraphicFramePr>
-                  <a:graphic xmlns:a="http://schemas.openxmlformats.org/drawingml/2006/main">
-                    <a:graphicData uri="http://schemas.openxmlformats.org/drawingml/2006/picture">
-                      <pic:pic xmlns:pic="http://schemas.openxmlformats.org/drawingml/2006/picture">
-                        <pic:nvPicPr>
-                          <pic:cNvPr id="1078357720" name=""/>
-                          <pic:cNvPicPr/>
-                        </pic:nvPicPr>
-                        <pic:blipFill>
-                          <a:blip r:embed="rId12"/>
-                          <a:stretch>
-                            <a:fillRect/>
-                          </a:stretch>
-                        </pic:blipFill>
-                        <pic:spPr>
-                          <a:xfrm>
-                            <a:off x="0" y="0"/>
-                            <a:ext cx="5760000" cy="2919098"/>
-                          </a:xfrm>
-                          <a:prstGeom prst="rect">
-                            <a:avLst/>
-                          </a:prstGeom>
-                        </pic:spPr>
-                      </pic:pic>
-                    </a:graphicData>
-                  </a:graphic>
-                </wp:inline>
-              </w:drawing>
-            </w:r>
-          </w:p>
-        </w:tc>
-      </w:tr>
-      <w:tr>
-        <w:tc>
-          <w:tcPr>
-            <w:tcW w:w="9355" w:type="dxa"/>
-          </w:tcPr>
-          <w:p>
-            <w:pPr>
-              <w:pStyle w:val="a6"/>
-              <w:rPr>
-                <w:lang w:val="en-US"/>
-              </w:rPr>
-            </w:pPr>
-            <w:r>
-              <w:t>Отображение сайта-визитки</w:t>
+            </w:pPr>
+            <w:r>
+              <w:t>BPMN-диаграмма работы сайта-визитки, часть 1 (запрос страницы)</w:t>
             </w:r>
           </w:p>
         </w:tc>
@@ -3254,9 +3066,672 @@
                 <w:noProof/>
               </w:rPr>
               <w:drawing>
-                <wp:inline distT="0" distB="0" distL="0" distR="0" wp14:anchorId="30EC795D" wp14:editId="632B960D">
+                <wp:inline distT="0" distB="0" distL="0" distR="0" wp14:anchorId="77B734DA" wp14:editId="2F72DF71">
+                  <wp:extent cx="5760000" cy="2916019"/>
+                  <wp:effectExtent l="0" t="0" r="0" b="0"/>
+                  <wp:docPr id="977678847" name="Рисунок 5"/>
+                  <wp:cNvGraphicFramePr>
+                    <a:graphicFrameLocks xmlns:a="http://schemas.openxmlformats.org/drawingml/2006/main" noChangeAspect="1"/>
+                  </wp:cNvGraphicFramePr>
+                  <a:graphic xmlns:a="http://schemas.openxmlformats.org/drawingml/2006/main">
+                    <a:graphicData uri="http://schemas.openxmlformats.org/drawingml/2006/picture">
+                      <pic:pic xmlns:pic="http://schemas.openxmlformats.org/drawingml/2006/picture">
+                        <pic:nvPicPr>
+                          <pic:cNvPr id="0" name="Picture 9"/>
+                          <pic:cNvPicPr>
+                            <a:picLocks noChangeAspect="1" noChangeArrowheads="1"/>
+                          </pic:cNvPicPr>
+                        </pic:nvPicPr>
+                        <pic:blipFill>
+                          <a:blip r:embed="rId10">
+                            <a:extLst>
+                              <a:ext uri="{28A0092B-C50C-407E-A947-70E740481C1C}">
+                                <a14:useLocalDpi xmlns:a14="http://schemas.microsoft.com/office/drawing/2010/main" val="0"/>
+                              </a:ext>
+                            </a:extLst>
+                          </a:blip>
+                          <a:srcRect/>
+                          <a:stretch>
+                            <a:fillRect/>
+                          </a:stretch>
+                        </pic:blipFill>
+                        <pic:spPr bwMode="auto">
+                          <a:xfrm>
+                            <a:off x="0" y="0"/>
+                            <a:ext cx="5760000" cy="2916019"/>
+                          </a:xfrm>
+                          <a:prstGeom prst="rect">
+                            <a:avLst/>
+                          </a:prstGeom>
+                          <a:noFill/>
+                          <a:ln>
+                            <a:noFill/>
+                          </a:ln>
+                        </pic:spPr>
+                      </pic:pic>
+                    </a:graphicData>
+                  </a:graphic>
+                </wp:inline>
+              </w:drawing>
+            </w:r>
+          </w:p>
+        </w:tc>
+      </w:tr>
+      <w:tr>
+        <w:tc>
+          <w:tcPr>
+            <w:tcW w:w="9355" w:type="dxa"/>
+          </w:tcPr>
+          <w:p>
+            <w:pPr>
+              <w:pStyle w:val="a6"/>
+            </w:pPr>
+            <w:r>
+              <w:t>BPMN-диаграмма работы сайта-визитки, часть 2 (загрузка фото и отрисовка)</w:t>
+            </w:r>
+          </w:p>
+        </w:tc>
+      </w:tr>
+    </w:tbl>
+    <w:p/>
+    <w:tbl>
+      <w:tblPr>
+        <w:tblStyle w:val="afd"/>
+        <w:tblW w:w="0" w:type="auto"/>
+        <w:tblBorders>
+          <w:top w:val="none" w:sz="0" w:space="0" w:color="auto"/>
+          <w:left w:val="none" w:sz="0" w:space="0" w:color="auto"/>
+          <w:bottom w:val="none" w:sz="0" w:space="0" w:color="auto"/>
+          <w:right w:val="none" w:sz="0" w:space="0" w:color="auto"/>
+          <w:insideH w:val="none" w:sz="0" w:space="0" w:color="auto"/>
+          <w:insideV w:val="none" w:sz="0" w:space="0" w:color="auto"/>
+        </w:tblBorders>
+        <w:tblLook w:val="04A0" w:firstRow="1" w:lastRow="0" w:firstColumn="1" w:lastColumn="0" w:noHBand="0" w:noVBand="1"/>
+      </w:tblPr>
+      <w:tblGrid>
+        <w:gridCol w:w="9355"/>
+      </w:tblGrid>
+      <w:tr>
+        <w:tc>
+          <w:tcPr>
+            <w:tcW w:w="9355" w:type="dxa"/>
+          </w:tcPr>
+          <w:p>
+            <w:pPr>
+              <w:ind w:firstLine="0"/>
+              <w:jc w:val="center"/>
+              <w:rPr>
+                <w:b/>
+                <w:bCs/>
+              </w:rPr>
+            </w:pPr>
+            <w:r>
+              <w:rPr>
+                <w:noProof/>
+              </w:rPr>
+              <w:lastRenderedPageBreak/>
+              <w:drawing>
+                <wp:inline distT="0" distB="0" distL="0" distR="0" wp14:anchorId="5BB23F0C" wp14:editId="03A7564D">
+                  <wp:extent cx="5760000" cy="2884618"/>
+                  <wp:effectExtent l="0" t="0" r="0" b="0"/>
+                  <wp:docPr id="1172756182" name="Рисунок 6"/>
+                  <wp:cNvGraphicFramePr>
+                    <a:graphicFrameLocks xmlns:a="http://schemas.openxmlformats.org/drawingml/2006/main" noChangeAspect="1"/>
+                  </wp:cNvGraphicFramePr>
+                  <a:graphic xmlns:a="http://schemas.openxmlformats.org/drawingml/2006/main">
+                    <a:graphicData uri="http://schemas.openxmlformats.org/drawingml/2006/picture">
+                      <pic:pic xmlns:pic="http://schemas.openxmlformats.org/drawingml/2006/picture">
+                        <pic:nvPicPr>
+                          <pic:cNvPr id="0" name="Picture 11"/>
+                          <pic:cNvPicPr>
+                            <a:picLocks noChangeAspect="1" noChangeArrowheads="1"/>
+                          </pic:cNvPicPr>
+                        </pic:nvPicPr>
+                        <pic:blipFill>
+                          <a:blip r:embed="rId11">
+                            <a:extLst>
+                              <a:ext uri="{28A0092B-C50C-407E-A947-70E740481C1C}">
+                                <a14:useLocalDpi xmlns:a14="http://schemas.microsoft.com/office/drawing/2010/main" val="0"/>
+                              </a:ext>
+                            </a:extLst>
+                          </a:blip>
+                          <a:srcRect/>
+                          <a:stretch>
+                            <a:fillRect/>
+                          </a:stretch>
+                        </pic:blipFill>
+                        <pic:spPr bwMode="auto">
+                          <a:xfrm>
+                            <a:off x="0" y="0"/>
+                            <a:ext cx="5760000" cy="2884618"/>
+                          </a:xfrm>
+                          <a:prstGeom prst="rect">
+                            <a:avLst/>
+                          </a:prstGeom>
+                          <a:noFill/>
+                          <a:ln>
+                            <a:noFill/>
+                          </a:ln>
+                        </pic:spPr>
+                      </pic:pic>
+                    </a:graphicData>
+                  </a:graphic>
+                </wp:inline>
+              </w:drawing>
+            </w:r>
+          </w:p>
+        </w:tc>
+      </w:tr>
+      <w:tr>
+        <w:tc>
+          <w:tcPr>
+            <w:tcW w:w="9355" w:type="dxa"/>
+          </w:tcPr>
+          <w:p>
+            <w:pPr>
+              <w:pStyle w:val="a6"/>
+            </w:pPr>
+            <w:r>
+              <w:t>BPMN-диаграмма работы сайта-визитки, часть 3 (действия пользователя)</w:t>
+            </w:r>
+          </w:p>
+        </w:tc>
+      </w:tr>
+    </w:tbl>
+    <w:p>
+      <w:pPr>
+        <w:pStyle w:val="21"/>
+        <w:numPr>
+          <w:ilvl w:val="1"/>
+          <w:numId w:val="35"/>
+        </w:numPr>
+      </w:pPr>
+      <w:bookmarkStart w:id="7" w:name="_Toc243663248"/>
+      <w:r>
+        <w:t>DFD-диаграмма</w:t>
+      </w:r>
+      <w:bookmarkEnd w:id="7"/>
+    </w:p>
+    <w:tbl>
+      <w:tblPr>
+        <w:tblStyle w:val="afd"/>
+        <w:tblW w:w="0" w:type="auto"/>
+        <w:tblBorders>
+          <w:top w:val="none" w:sz="0" w:space="0" w:color="auto"/>
+          <w:left w:val="none" w:sz="0" w:space="0" w:color="auto"/>
+          <w:bottom w:val="none" w:sz="0" w:space="0" w:color="auto"/>
+          <w:right w:val="none" w:sz="0" w:space="0" w:color="auto"/>
+          <w:insideH w:val="none" w:sz="0" w:space="0" w:color="auto"/>
+          <w:insideV w:val="none" w:sz="0" w:space="0" w:color="auto"/>
+        </w:tblBorders>
+        <w:tblLook w:val="04A0" w:firstRow="1" w:lastRow="0" w:firstColumn="1" w:lastColumn="0" w:noHBand="0" w:noVBand="1"/>
+      </w:tblPr>
+      <w:tblGrid>
+        <w:gridCol w:w="9355"/>
+      </w:tblGrid>
+      <w:tr>
+        <w:tc>
+          <w:tcPr>
+            <w:tcW w:w="9355" w:type="dxa"/>
+          </w:tcPr>
+          <w:p>
+            <w:pPr>
+              <w:ind w:firstLine="0"/>
+              <w:jc w:val="center"/>
+              <w:rPr>
+                <w:b/>
+                <w:bCs/>
+              </w:rPr>
+            </w:pPr>
+            <w:r>
+              <w:rPr>
+                <w:noProof/>
+              </w:rPr>
+              <w:drawing>
+                <wp:inline distT="0" distB="0" distL="0" distR="0" wp14:anchorId="53A507F7" wp14:editId="46D6EBB7">
+                  <wp:extent cx="5760000" cy="3970737"/>
+                  <wp:effectExtent l="0" t="0" r="0" b="0"/>
+                  <wp:docPr id="247856974" name="Рисунок 7"/>
+                  <wp:cNvGraphicFramePr>
+                    <a:graphicFrameLocks xmlns:a="http://schemas.openxmlformats.org/drawingml/2006/main" noChangeAspect="1"/>
+                  </wp:cNvGraphicFramePr>
+                  <a:graphic xmlns:a="http://schemas.openxmlformats.org/drawingml/2006/main">
+                    <a:graphicData uri="http://schemas.openxmlformats.org/drawingml/2006/picture">
+                      <pic:pic xmlns:pic="http://schemas.openxmlformats.org/drawingml/2006/picture">
+                        <pic:nvPicPr>
+                          <pic:cNvPr id="0" name="Picture 13"/>
+                          <pic:cNvPicPr>
+                            <a:picLocks noChangeAspect="1" noChangeArrowheads="1"/>
+                          </pic:cNvPicPr>
+                        </pic:nvPicPr>
+                        <pic:blipFill>
+                          <a:blip r:embed="rId12">
+                            <a:extLst>
+                              <a:ext uri="{28A0092B-C50C-407E-A947-70E740481C1C}">
+                                <a14:useLocalDpi xmlns:a14="http://schemas.microsoft.com/office/drawing/2010/main" val="0"/>
+                              </a:ext>
+                            </a:extLst>
+                          </a:blip>
+                          <a:srcRect/>
+                          <a:stretch>
+                            <a:fillRect/>
+                          </a:stretch>
+                        </pic:blipFill>
+                        <pic:spPr bwMode="auto">
+                          <a:xfrm>
+                            <a:off x="0" y="0"/>
+                            <a:ext cx="5760000" cy="3970737"/>
+                          </a:xfrm>
+                          <a:prstGeom prst="rect">
+                            <a:avLst/>
+                          </a:prstGeom>
+                          <a:noFill/>
+                          <a:ln>
+                            <a:noFill/>
+                          </a:ln>
+                        </pic:spPr>
+                      </pic:pic>
+                    </a:graphicData>
+                  </a:graphic>
+                </wp:inline>
+              </w:drawing>
+            </w:r>
+          </w:p>
+        </w:tc>
+      </w:tr>
+      <w:tr>
+        <w:tc>
+          <w:tcPr>
+            <w:tcW w:w="9355" w:type="dxa"/>
+          </w:tcPr>
+          <w:p>
+            <w:pPr>
+              <w:pStyle w:val="a6"/>
+              <w:rPr>
+                <w:lang w:val="en-US"/>
+              </w:rPr>
+            </w:pPr>
+            <w:r>
+              <w:t>DFD-диаграмма</w:t>
+            </w:r>
+          </w:p>
+        </w:tc>
+      </w:tr>
+    </w:tbl>
+    <w:p>
+      <w:pPr>
+        <w:ind w:firstLine="0"/>
+      </w:pPr>
+    </w:p>
+    <w:p>
+      <w:pPr>
+        <w:pStyle w:val="11"/>
+        <w:numPr>
+          <w:ilvl w:val="0"/>
+          <w:numId w:val="35"/>
+        </w:numPr>
+      </w:pPr>
+      <w:bookmarkStart w:id="8" w:name="_Toc243663249"/>
+      <w:r>
+        <w:lastRenderedPageBreak/>
+        <w:t>Р</w:t>
+      </w:r>
+      <w:r>
+        <w:t>азметка HTML</w:t>
+      </w:r>
+      <w:bookmarkEnd w:id="8"/>
+    </w:p>
+    <w:p>
+      <w:pPr>
+        <w:rPr>
+          <w:rFonts w:cs="Times New Roman"/>
+          <w:color w:val="000000"/>
+        </w:rPr>
+      </w:pPr>
+      <w:r>
+        <w:rPr>
+          <w:rFonts w:cs="Times New Roman"/>
+          <w:color w:val="000000"/>
+        </w:rPr>
+        <w:t>Страница сайта-визитки размечена в файле index_Kozlov_A_D.html на языке HTML без использования CSS и JS. Согласно макету варианта 2 страница состоит из трёх вложенных блоков &lt;</w:t>
+      </w:r>
+      <w:proofErr w:type="spellStart"/>
+      <w:r>
+        <w:rPr>
+          <w:rFonts w:cs="Times New Roman"/>
+          <w:color w:val="000000"/>
+        </w:rPr>
+        <w:t>div</w:t>
+      </w:r>
+      <w:proofErr w:type="spellEnd"/>
+      <w:r>
+        <w:rPr>
+          <w:rFonts w:cs="Times New Roman"/>
+          <w:color w:val="000000"/>
+        </w:rPr>
+        <w:t>&gt; с заголовками первого (&lt;h1&gt;), второго (&lt;h2&gt;) и третьего (&lt;h3&gt;) уровня.</w:t>
+      </w:r>
+    </w:p>
+    <w:p>
+      <w:pPr>
+        <w:rPr>
+          <w:rFonts w:cs="Times New Roman"/>
+          <w:color w:val="000000"/>
+        </w:rPr>
+      </w:pPr>
+      <w:r>
+        <w:rPr>
+          <w:rFonts w:cs="Times New Roman"/>
+          <w:color w:val="000000"/>
+        </w:rPr>
+        <w:t>Во внутреннем блоке расположена таблица-раскладка из трёх колонок. В первой колонке размещены фотография (тег &lt;</w:t>
+      </w:r>
+      <w:proofErr w:type="spellStart"/>
+      <w:r>
+        <w:rPr>
+          <w:rFonts w:cs="Times New Roman"/>
+          <w:color w:val="000000"/>
+        </w:rPr>
+        <w:t>img</w:t>
+      </w:r>
+      <w:proofErr w:type="spellEnd"/>
+      <w:r>
+        <w:rPr>
+          <w:rFonts w:cs="Times New Roman"/>
+          <w:color w:val="000000"/>
+        </w:rPr>
+        <w:t>&gt;) и вложенная таблица “Т</w:t>
+      </w:r>
+      <w:r>
+        <w:rPr>
+          <w:rFonts w:cs="Times New Roman"/>
+          <w:color w:val="000000"/>
+        </w:rPr>
+        <w:t>оп</w:t>
+      </w:r>
+      <w:r>
+        <w:rPr>
+          <w:rFonts w:cs="Times New Roman"/>
+          <w:color w:val="000000"/>
+        </w:rPr>
+        <w:t>-3 станций метро” с заголовком &lt;</w:t>
+      </w:r>
+      <w:proofErr w:type="spellStart"/>
+      <w:r>
+        <w:rPr>
+          <w:rFonts w:cs="Times New Roman"/>
+          <w:color w:val="000000"/>
+        </w:rPr>
+        <w:t>caption</w:t>
+      </w:r>
+      <w:proofErr w:type="spellEnd"/>
+      <w:r>
+        <w:rPr>
+          <w:rFonts w:cs="Times New Roman"/>
+          <w:color w:val="000000"/>
+        </w:rPr>
+        <w:t>&gt; и ячейками &lt;</w:t>
+      </w:r>
+      <w:proofErr w:type="spellStart"/>
+      <w:r>
+        <w:rPr>
+          <w:rFonts w:cs="Times New Roman"/>
+          <w:color w:val="000000"/>
+        </w:rPr>
+        <w:t>th</w:t>
+      </w:r>
+      <w:proofErr w:type="spellEnd"/>
+      <w:r>
+        <w:rPr>
+          <w:rFonts w:cs="Times New Roman"/>
+          <w:color w:val="000000"/>
+        </w:rPr>
+        <w:t>&gt; и &lt;</w:t>
+      </w:r>
+      <w:proofErr w:type="spellStart"/>
+      <w:r>
+        <w:rPr>
+          <w:rFonts w:cs="Times New Roman"/>
+          <w:color w:val="000000"/>
+        </w:rPr>
+        <w:t>td</w:t>
+      </w:r>
+      <w:proofErr w:type="spellEnd"/>
+      <w:r>
+        <w:rPr>
+          <w:rFonts w:cs="Times New Roman"/>
+          <w:color w:val="000000"/>
+        </w:rPr>
+        <w:t>&gt;. Во второй колонке находится нумерованный список контактов &lt;</w:t>
+      </w:r>
+      <w:proofErr w:type="spellStart"/>
+      <w:r>
+        <w:rPr>
+          <w:rFonts w:cs="Times New Roman"/>
+          <w:color w:val="000000"/>
+        </w:rPr>
+        <w:t>ol</w:t>
+      </w:r>
+      <w:proofErr w:type="spellEnd"/>
+      <w:r>
+        <w:rPr>
+          <w:rFonts w:cs="Times New Roman"/>
+          <w:color w:val="000000"/>
+        </w:rPr>
+        <w:t xml:space="preserve"> </w:t>
+      </w:r>
+      <w:proofErr w:type="spellStart"/>
+      <w:r>
+        <w:rPr>
+          <w:rFonts w:cs="Times New Roman"/>
+          <w:color w:val="000000"/>
+        </w:rPr>
+        <w:t>type</w:t>
+      </w:r>
+      <w:proofErr w:type="spellEnd"/>
+      <w:r>
+        <w:rPr>
+          <w:rFonts w:cs="Times New Roman"/>
+          <w:color w:val="000000"/>
+        </w:rPr>
+        <w:t>="I"&gt; с римской нумерацией, где адрес электронной почты оформлен ссылкой с почтовой директивой mailto: и подставленной темой письма. В третьей колонке расположен маркированный список персональных данных &lt;</w:t>
+      </w:r>
+      <w:proofErr w:type="spellStart"/>
+      <w:r>
+        <w:rPr>
+          <w:rFonts w:cs="Times New Roman"/>
+          <w:color w:val="000000"/>
+        </w:rPr>
+        <w:t>ul</w:t>
+      </w:r>
+      <w:proofErr w:type="spellEnd"/>
+      <w:r>
+        <w:rPr>
+          <w:rFonts w:cs="Times New Roman"/>
+          <w:color w:val="000000"/>
+        </w:rPr>
+        <w:t xml:space="preserve">&gt;. Нижняя строка таблицы, объединённая атрибутом </w:t>
+      </w:r>
+      <w:proofErr w:type="spellStart"/>
+      <w:r>
+        <w:rPr>
+          <w:rFonts w:cs="Times New Roman"/>
+          <w:color w:val="000000"/>
+        </w:rPr>
+        <w:t>colspan</w:t>
+      </w:r>
+      <w:proofErr w:type="spellEnd"/>
+      <w:r>
+        <w:rPr>
+          <w:rFonts w:cs="Times New Roman"/>
+          <w:color w:val="000000"/>
+        </w:rPr>
+        <w:t>, содержит информацию о правах на копирование (&amp;</w:t>
+      </w:r>
+      <w:proofErr w:type="spellStart"/>
+      <w:r>
+        <w:rPr>
+          <w:rFonts w:cs="Times New Roman"/>
+          <w:color w:val="000000"/>
+        </w:rPr>
+        <w:t>copy</w:t>
+      </w:r>
+      <w:proofErr w:type="spellEnd"/>
+      <w:r>
+        <w:rPr>
+          <w:rFonts w:cs="Times New Roman"/>
+          <w:color w:val="000000"/>
+        </w:rPr>
+        <w:t>;).</w:t>
+      </w:r>
+    </w:p>
+    <w:p>
+      <w:pPr>
+        <w:rPr>
+          <w:rFonts w:cs="Times New Roman"/>
+          <w:color w:val="000000"/>
+        </w:rPr>
+      </w:pPr>
+      <w:r>
+        <w:rPr>
+          <w:rFonts w:cs="Times New Roman"/>
+          <w:color w:val="000000"/>
+        </w:rPr>
+        <w:t>Полный листинг разметки приведён в Приложении А.</w:t>
+      </w:r>
+    </w:p>
+    <w:p>
+      <w:pPr>
+        <w:pStyle w:val="11"/>
+        <w:numPr>
+          <w:ilvl w:val="0"/>
+          <w:numId w:val="35"/>
+        </w:numPr>
+      </w:pPr>
+      <w:bookmarkStart w:id="9" w:name="_Toc243663250"/>
+      <w:r>
+        <w:t>Р</w:t>
+      </w:r>
+      <w:r>
+        <w:t>езультат отображения в браузере</w:t>
+      </w:r>
+      <w:bookmarkEnd w:id="9"/>
+    </w:p>
+    <w:tbl>
+      <w:tblPr>
+        <w:tblStyle w:val="afd"/>
+        <w:tblW w:w="0" w:type="auto"/>
+        <w:tblBorders>
+          <w:top w:val="none" w:sz="0" w:space="0" w:color="auto"/>
+          <w:left w:val="none" w:sz="0" w:space="0" w:color="auto"/>
+          <w:bottom w:val="none" w:sz="0" w:space="0" w:color="auto"/>
+          <w:right w:val="none" w:sz="0" w:space="0" w:color="auto"/>
+          <w:insideH w:val="none" w:sz="0" w:space="0" w:color="auto"/>
+          <w:insideV w:val="none" w:sz="0" w:space="0" w:color="auto"/>
+        </w:tblBorders>
+        <w:tblLook w:val="04A0" w:firstRow="1" w:lastRow="0" w:firstColumn="1" w:lastColumn="0" w:noHBand="0" w:noVBand="1"/>
+      </w:tblPr>
+      <w:tblGrid>
+        <w:gridCol w:w="9355"/>
+      </w:tblGrid>
+      <w:tr>
+        <w:tc>
+          <w:tcPr>
+            <w:tcW w:w="9355" w:type="dxa"/>
+          </w:tcPr>
+          <w:p>
+            <w:pPr>
+              <w:ind w:firstLine="0"/>
+              <w:jc w:val="center"/>
+              <w:rPr>
+                <w:b/>
+                <w:bCs/>
+              </w:rPr>
+            </w:pPr>
+            <w:r>
+              <w:rPr>
+                <w:noProof/>
+              </w:rPr>
+              <w:drawing>
+                <wp:inline distT="0" distB="0" distL="0" distR="0" wp14:anchorId="282CF905" wp14:editId="2D4D5C5D">
+                  <wp:extent cx="5760000" cy="2919098"/>
+                  <wp:effectExtent l="0" t="0" r="0" b="0"/>
+                  <wp:docPr id="1078357720" name="Рисунок 1"/>
+                  <wp:cNvGraphicFramePr>
+                    <a:graphicFrameLocks xmlns:a="http://schemas.openxmlformats.org/drawingml/2006/main" noChangeAspect="1"/>
+                  </wp:cNvGraphicFramePr>
+                  <a:graphic xmlns:a="http://schemas.openxmlformats.org/drawingml/2006/main">
+                    <a:graphicData uri="http://schemas.openxmlformats.org/drawingml/2006/picture">
+                      <pic:pic xmlns:pic="http://schemas.openxmlformats.org/drawingml/2006/picture">
+                        <pic:nvPicPr>
+                          <pic:cNvPr id="1078357720" name=""/>
+                          <pic:cNvPicPr/>
+                        </pic:nvPicPr>
+                        <pic:blipFill>
+                          <a:blip r:embed="rId13"/>
+                          <a:stretch>
+                            <a:fillRect/>
+                          </a:stretch>
+                        </pic:blipFill>
+                        <pic:spPr>
+                          <a:xfrm>
+                            <a:off x="0" y="0"/>
+                            <a:ext cx="5760000" cy="2919098"/>
+                          </a:xfrm>
+                          <a:prstGeom prst="rect">
+                            <a:avLst/>
+                          </a:prstGeom>
+                        </pic:spPr>
+                      </pic:pic>
+                    </a:graphicData>
+                  </a:graphic>
+                </wp:inline>
+              </w:drawing>
+            </w:r>
+          </w:p>
+        </w:tc>
+      </w:tr>
+      <w:tr>
+        <w:tc>
+          <w:tcPr>
+            <w:tcW w:w="9355" w:type="dxa"/>
+          </w:tcPr>
+          <w:p>
+            <w:pPr>
+              <w:pStyle w:val="a6"/>
+              <w:rPr>
+                <w:lang w:val="en-US"/>
+              </w:rPr>
+            </w:pPr>
+            <w:r>
+              <w:t>Отображение сайта-визитки</w:t>
+            </w:r>
+          </w:p>
+        </w:tc>
+      </w:tr>
+      <w:tr>
+        <w:tc>
+          <w:tcPr>
+            <w:tcW w:w="9355" w:type="dxa"/>
+          </w:tcPr>
+          <w:p>
+            <w:pPr>
+              <w:ind w:firstLine="0"/>
+              <w:jc w:val="center"/>
+              <w:rPr>
+                <w:b/>
+                <w:bCs/>
+              </w:rPr>
+            </w:pPr>
+            <w:r>
+              <w:rPr>
+                <w:noProof/>
+              </w:rPr>
+              <w:lastRenderedPageBreak/>
+              <w:drawing>
+                <wp:inline distT="0" distB="0" distL="0" distR="0" wp14:anchorId="30EC795D" wp14:editId="18E8EA22">
                   <wp:extent cx="5760000" cy="2941263"/>
-                  <wp:effectExtent l="0" t="0" r="0" b="0"/>
+                  <wp:effectExtent l="0" t="0" r="0" b="635"/>
                   <wp:docPr id="21137097" name="Рисунок 1"/>
                   <wp:cNvGraphicFramePr>
                     <a:graphicFrameLocks xmlns:a="http://schemas.openxmlformats.org/drawingml/2006/main" noChangeAspect="1"/>
@@ -3269,7 +3744,7 @@
                           <pic:cNvPicPr/>
                         </pic:nvPicPr>
                         <pic:blipFill>
-                          <a:blip r:embed="rId13"/>
+                          <a:blip r:embed="rId14"/>
                           <a:stretch>
                             <a:fillRect/>
                           </a:stretch>
@@ -3333,7 +3808,7 @@
           <w:color w:val="000000"/>
         </w:rPr>
       </w:pPr>
-      <w:bookmarkStart w:id="10" w:name="_Toc243587183"/>
+      <w:bookmarkStart w:id="10" w:name="_Toc243663251"/>
       <w:r>
         <w:rPr>
           <w:rStyle w:val="af8"/>
@@ -3357,21 +3832,7 @@
           <w:rFonts w:cs="Times New Roman"/>
           <w:color w:val="000000"/>
         </w:rPr>
-        <w:t>В ходе лабораторной работы был создан сайт-визитка с использованием</w:t>
-      </w:r>
-      <w:r>
-        <w:rPr>
-          <w:rFonts w:cs="Times New Roman"/>
-          <w:color w:val="000000"/>
-        </w:rPr>
-        <w:t xml:space="preserve"> </w:t>
-      </w:r>
-      <w:r>
-        <w:rPr>
-          <w:rFonts w:cs="Times New Roman"/>
-          <w:color w:val="000000"/>
-        </w:rPr>
-        <w:t xml:space="preserve">гипертекстовой разметки </w:t>
+        <w:t xml:space="preserve">В ходе лабораторной работы был создан сайт-визитка с использованием гипертекстовой разметки </w:t>
       </w:r>
       <w:r>
         <w:rPr>
@@ -3468,14 +3929,7 @@
           <w:rFonts w:cs="Times New Roman"/>
           <w:color w:val="000000"/>
         </w:rPr>
-        <w:t>, расположение колонок</w:t>
-      </w:r>
-      <w:r>
-        <w:rPr>
-          <w:rFonts w:cs="Times New Roman"/>
-          <w:color w:val="000000"/>
-        </w:rPr>
-        <w:t xml:space="preserve"> </w:t>
+        <w:t xml:space="preserve">, расположение колонок </w:t>
       </w:r>
       <w:r>
         <w:rPr>
@@ -3489,14 +3943,7 @@
           <w:rFonts w:cs="Times New Roman"/>
           <w:color w:val="000000"/>
         </w:rPr>
-        <w:t xml:space="preserve"> </w:t>
-      </w:r>
-      <w:r>
-        <w:rPr>
-          <w:rFonts w:cs="Times New Roman"/>
-          <w:color w:val="000000"/>
-        </w:rPr>
-        <w:t>таблицей-раскладкой. На странице размещены фотография, таблица Т</w:t>
+        <w:t xml:space="preserve"> таблицей-раскладкой. На странице размещены фотография, таблица Т</w:t>
       </w:r>
       <w:r>
         <w:rPr>
@@ -3555,117 +4002,116 @@
           <w:rFonts w:cs="Times New Roman"/>
           <w:color w:val="000000"/>
         </w:rPr>
-        <w:t>: с автоматической подстановкой адреса и темы письма.</w:t>
-      </w:r>
-    </w:p>
-    <w:p>
-      <w:pPr>
+        <w:t>: с автоматической подстановкой адреса и темы письма</w:t>
+      </w:r>
+      <w:r>
         <w:rPr>
           <w:rFonts w:cs="Times New Roman"/>
           <w:color w:val="000000"/>
         </w:rPr>
-      </w:pPr>
+        <w:t xml:space="preserve">, а также ссылки </w:t>
+      </w:r>
+      <w:proofErr w:type="spellStart"/>
       <w:r>
         <w:rPr>
           <w:rFonts w:cs="Times New Roman"/>
           <w:color w:val="000000"/>
         </w:rPr>
-        <w:t xml:space="preserve">Работа страницы описана как технологический процесс по протоколу </w:t>
-      </w:r>
-      <w:r>
-        <w:rPr>
-          <w:rFonts w:cs="Times New Roman"/>
-          <w:color w:val="000000"/>
-          <w:lang w:val="en-US"/>
-        </w:rPr>
-        <w:t>HTTP</w:t>
-      </w:r>
+        <w:t>tel</w:t>
+      </w:r>
+      <w:proofErr w:type="spellEnd"/>
       <w:r>
         <w:rPr>
           <w:rFonts w:cs="Times New Roman"/>
           <w:color w:val="000000"/>
         </w:rPr>
-        <w:t xml:space="preserve"> в трёх нотациях. Сеть Петри отражает состояния процесса и переходы между ними, включая ветвление при проверке кэша и цикл повторного обращения к почтовому клиенту. </w:t>
-      </w:r>
-      <w:r>
-        <w:rPr>
-          <w:rFonts w:cs="Times New Roman"/>
-          <w:color w:val="000000"/>
-          <w:lang w:val="en-US"/>
-        </w:rPr>
-        <w:t>BPMN</w:t>
+        <w:t>: и внешние ссылки на профили в социальных сетях</w:t>
       </w:r>
       <w:r>
         <w:rPr>
           <w:rFonts w:cs="Times New Roman"/>
           <w:color w:val="000000"/>
         </w:rPr>
-        <w:t>-диаграмма показывает последовательность действий и распределение их между участниками</w:t>
-      </w:r>
-      <w:r>
+        <w:t>.</w:t>
+      </w:r>
+    </w:p>
+    <w:p>
+      <w:pPr>
         <w:rPr>
           <w:rFonts w:cs="Times New Roman"/>
           <w:color w:val="000000"/>
         </w:rPr>
-        <w:t xml:space="preserve"> (</w:t>
-      </w:r>
+      </w:pPr>
       <w:r>
         <w:rPr>
           <w:rFonts w:cs="Times New Roman"/>
           <w:color w:val="000000"/>
         </w:rPr>
-        <w:t>пользователем, браузером, веб-сервером и почтовым клиентом</w:t>
-      </w:r>
+        <w:t xml:space="preserve">Работа страницы описана как технологический процесс по протоколу HTTP в трёх нотациях. Модели охватывают запрос страницы и фотографии с обработкой ответов сервера 200 OK и 404 </w:t>
+      </w:r>
+      <w:proofErr w:type="spellStart"/>
       <w:r>
         <w:rPr>
           <w:rFonts w:cs="Times New Roman"/>
           <w:color w:val="000000"/>
         </w:rPr>
-        <w:t>)</w:t>
-      </w:r>
+        <w:t>Not</w:t>
+      </w:r>
+      <w:proofErr w:type="spellEnd"/>
       <w:r>
         <w:rPr>
           <w:rFonts w:cs="Times New Roman"/>
           <w:color w:val="000000"/>
         </w:rPr>
-        <w:t xml:space="preserve">. </w:t>
-      </w:r>
-      <w:r>
-        <w:rPr>
-          <w:rFonts w:cs="Times New Roman"/>
-          <w:color w:val="000000"/>
-          <w:lang w:val="en-US"/>
-        </w:rPr>
-        <w:t>DFD</w:t>
-      </w:r>
+        <w:t xml:space="preserve"> </w:t>
+      </w:r>
+      <w:proofErr w:type="spellStart"/>
       <w:r>
         <w:rPr>
           <w:rFonts w:cs="Times New Roman"/>
           <w:color w:val="000000"/>
         </w:rPr>
-        <w:t>-</w:t>
-      </w:r>
+        <w:t>Found</w:t>
+      </w:r>
+      <w:proofErr w:type="spellEnd"/>
       <w:r>
         <w:rPr>
           <w:rFonts w:cs="Times New Roman"/>
           <w:color w:val="000000"/>
         </w:rPr>
-        <w:t xml:space="preserve">диаграмма показывает движение данных между внешними сущностями, процессами и хранилищами. В результате выполнения получены навыки </w:t>
-      </w:r>
-      <w:r>
-        <w:rPr>
-          <w:rFonts w:cs="Times New Roman"/>
-          <w:color w:val="000000"/>
-          <w:lang w:val="en-US"/>
-        </w:rPr>
-        <w:t>HTML</w:t>
-      </w:r>
+        <w:t xml:space="preserve">, отрисовку страницы и действия пользователя: переход по внешней ссылке, по ссылкам </w:t>
+      </w:r>
+      <w:proofErr w:type="spellStart"/>
       <w:r>
         <w:rPr>
           <w:rFonts w:cs="Times New Roman"/>
           <w:color w:val="000000"/>
         </w:rPr>
-        <w:t>-разметки страницы по заданному макету и моделирования процессов работы веб-страницы в различных нотациях.</w:t>
+        <w:t>tel</w:t>
+      </w:r>
+      <w:proofErr w:type="spellEnd"/>
+      <w:r>
+        <w:rPr>
+          <w:rFonts w:cs="Times New Roman"/>
+          <w:color w:val="000000"/>
+        </w:rPr>
+        <w:t xml:space="preserve">: и </w:t>
+      </w:r>
+      <w:proofErr w:type="gramStart"/>
+      <w:r>
+        <w:rPr>
+          <w:rFonts w:cs="Times New Roman"/>
+          <w:color w:val="000000"/>
+        </w:rPr>
+        <w:t>mailto:,</w:t>
+      </w:r>
+      <w:proofErr w:type="gramEnd"/>
+      <w:r>
+        <w:rPr>
+          <w:rFonts w:cs="Times New Roman"/>
+          <w:color w:val="000000"/>
+        </w:rPr>
+        <w:t xml:space="preserve"> закрытие страницы. Сеть Петри отражает состояния процесса и переходы между ними, включая ветвления по ответам сервера и возврат к просмотру страницы после перехода по ссылке. BPMN-диаграмма показывает последовательность действий и распределение их между участниками: пользователем, браузером, веб-сервером, внешними веб-сайтами и приложениями операционной системы. DFD-диаграмма показывает движение данных между внешними сущностями, процессами и хранилищем файлов сайта. В результате выполнения получены навыки HTML-разметки страницы по заданному макету и моделирования процессов работы веб-страницы в различных нотациях.</w:t>
       </w:r>
     </w:p>
     <w:p>
@@ -3681,7 +4127,7 @@
           <w:color w:val="000000"/>
         </w:rPr>
       </w:pPr>
-      <w:bookmarkStart w:id="11" w:name="_Toc243587184"/>
+      <w:bookmarkStart w:id="11" w:name="_Toc243663252"/>
       <w:r>
         <w:rPr>
           <w:rFonts w:cs="Times New Roman"/>
@@ -4856,7 +5302,26 @@
                 <w:color w:val="000000"/>
                 <w:sz w:val="20"/>
               </w:rPr>
-              <w:t>&gt;Чем нравится&lt;/</w:t>
+              <w:t>&gt;Чем нравится&lt;/th&gt;</w:t>
+            </w:r>
+          </w:p>
+          <w:p>
+            <w:pPr>
+              <w:spacing w:before="0" w:after="0" w:line="240" w:lineRule="auto"/>
+              <w:ind w:firstLine="0"/>
+              <w:rPr>
+                <w:rFonts w:ascii="Courier New" w:hAnsi="Courier New" w:cs="Courier New"/>
+                <w:color w:val="000000"/>
+                <w:sz w:val="20"/>
+              </w:rPr>
+            </w:pPr>
+            <w:r>
+              <w:rPr>
+                <w:rFonts w:ascii="Courier New" w:hAnsi="Courier New" w:cs="Courier New"/>
+                <w:color w:val="000000"/>
+                <w:sz w:val="20"/>
+              </w:rPr>
+              <w:t xml:space="preserve">                                &lt;/</w:t>
             </w:r>
             <w:proofErr w:type="spellStart"/>
             <w:r>
@@ -4865,7 +5330,7 @@
                 <w:color w:val="000000"/>
                 <w:sz w:val="20"/>
               </w:rPr>
-              <w:t>th</w:t>
+              <w:t>tr</w:t>
             </w:r>
             <w:proofErr w:type="spellEnd"/>
             <w:r>
@@ -4893,7 +5358,51 @@
                 <w:color w:val="000000"/>
                 <w:sz w:val="20"/>
               </w:rPr>
-              <w:t xml:space="preserve">                                &lt;/</w:t>
+              <w:t xml:space="preserve">                                </w:t>
+            </w:r>
+            <w:r>
+              <w:rPr>
+                <w:rFonts w:ascii="Courier New" w:hAnsi="Courier New" w:cs="Courier New"/>
+                <w:color w:val="000000"/>
+                <w:sz w:val="20"/>
+              </w:rPr>
+              <w:t>&lt;</w:t>
+            </w:r>
+            <w:r>
+              <w:rPr>
+                <w:rFonts w:ascii="Courier New" w:hAnsi="Courier New" w:cs="Courier New"/>
+                <w:color w:val="000000"/>
+                <w:sz w:val="20"/>
+                <w:lang w:val="en-US"/>
+              </w:rPr>
+              <w:t>tr</w:t>
+            </w:r>
+            <w:r>
+              <w:rPr>
+                <w:rFonts w:ascii="Courier New" w:hAnsi="Courier New" w:cs="Courier New"/>
+                <w:color w:val="000000"/>
+                <w:sz w:val="20"/>
+              </w:rPr>
+              <w:t>&gt;</w:t>
+            </w:r>
+          </w:p>
+          <w:p>
+            <w:pPr>
+              <w:spacing w:before="0" w:after="0" w:line="240" w:lineRule="auto"/>
+              <w:ind w:firstLine="0"/>
+              <w:rPr>
+                <w:rFonts w:ascii="Courier New" w:hAnsi="Courier New" w:cs="Courier New"/>
+                <w:color w:val="000000"/>
+                <w:sz w:val="20"/>
+              </w:rPr>
+            </w:pPr>
+            <w:r>
+              <w:rPr>
+                <w:rFonts w:ascii="Courier New" w:hAnsi="Courier New" w:cs="Courier New"/>
+                <w:color w:val="000000"/>
+                <w:sz w:val="20"/>
+              </w:rPr>
+              <w:t xml:space="preserve">                                    &lt;</w:t>
             </w:r>
             <w:proofErr w:type="spellStart"/>
             <w:r>
@@ -4901,8 +5410,9 @@
                 <w:rFonts w:ascii="Courier New" w:hAnsi="Courier New" w:cs="Courier New"/>
                 <w:color w:val="000000"/>
                 <w:sz w:val="20"/>
-              </w:rPr>
-              <w:t>tr</w:t>
+                <w:lang w:val="en-US"/>
+              </w:rPr>
+              <w:t>td</w:t>
             </w:r>
             <w:proofErr w:type="spellEnd"/>
             <w:r>
@@ -4911,6 +5421,57 @@
                 <w:color w:val="000000"/>
                 <w:sz w:val="20"/>
               </w:rPr>
+              <w:t xml:space="preserve"> </w:t>
+            </w:r>
+            <w:r>
+              <w:rPr>
+                <w:rFonts w:ascii="Courier New" w:hAnsi="Courier New" w:cs="Courier New"/>
+                <w:color w:val="000000"/>
+                <w:sz w:val="20"/>
+                <w:lang w:val="en-US"/>
+              </w:rPr>
+              <w:t>align</w:t>
+            </w:r>
+            <w:r>
+              <w:rPr>
+                <w:rFonts w:ascii="Courier New" w:hAnsi="Courier New" w:cs="Courier New"/>
+                <w:color w:val="000000"/>
+                <w:sz w:val="20"/>
+              </w:rPr>
+              <w:t>="</w:t>
+            </w:r>
+            <w:r>
+              <w:rPr>
+                <w:rFonts w:ascii="Courier New" w:hAnsi="Courier New" w:cs="Courier New"/>
+                <w:color w:val="000000"/>
+                <w:sz w:val="20"/>
+                <w:lang w:val="en-US"/>
+              </w:rPr>
+              <w:t>center</w:t>
+            </w:r>
+            <w:r>
+              <w:rPr>
+                <w:rFonts w:ascii="Courier New" w:hAnsi="Courier New" w:cs="Courier New"/>
+                <w:color w:val="000000"/>
+                <w:sz w:val="20"/>
+              </w:rPr>
+              <w:t>"&gt;1&lt;/</w:t>
+            </w:r>
+            <w:r>
+              <w:rPr>
+                <w:rFonts w:ascii="Courier New" w:hAnsi="Courier New" w:cs="Courier New"/>
+                <w:color w:val="000000"/>
+                <w:sz w:val="20"/>
+                <w:lang w:val="en-US"/>
+              </w:rPr>
+              <w:t>td</w:t>
+            </w:r>
+            <w:r>
+              <w:rPr>
+                <w:rFonts w:ascii="Courier New" w:hAnsi="Courier New" w:cs="Courier New"/>
+                <w:color w:val="000000"/>
+                <w:sz w:val="20"/>
+              </w:rPr>
               <w:t>&gt;</w:t>
             </w:r>
           </w:p>
@@ -4922,6 +5483,88 @@
                 <w:rFonts w:ascii="Courier New" w:hAnsi="Courier New" w:cs="Courier New"/>
                 <w:color w:val="000000"/>
                 <w:sz w:val="20"/>
+              </w:rPr>
+            </w:pPr>
+            <w:r>
+              <w:rPr>
+                <w:rFonts w:ascii="Courier New" w:hAnsi="Courier New" w:cs="Courier New"/>
+                <w:color w:val="000000"/>
+                <w:sz w:val="20"/>
+              </w:rPr>
+              <w:t xml:space="preserve">                                    </w:t>
+            </w:r>
+            <w:r>
+              <w:rPr>
+                <w:rFonts w:ascii="Courier New" w:hAnsi="Courier New" w:cs="Courier New"/>
+                <w:color w:val="000000"/>
+                <w:sz w:val="20"/>
+              </w:rPr>
+              <w:t>&lt;</w:t>
+            </w:r>
+            <w:proofErr w:type="spellStart"/>
+            <w:r>
+              <w:rPr>
+                <w:rFonts w:ascii="Courier New" w:hAnsi="Courier New" w:cs="Courier New"/>
+                <w:color w:val="000000"/>
+                <w:sz w:val="20"/>
+              </w:rPr>
+              <w:t>td</w:t>
+            </w:r>
+            <w:proofErr w:type="spellEnd"/>
+            <w:r>
+              <w:rPr>
+                <w:rFonts w:ascii="Courier New" w:hAnsi="Courier New" w:cs="Courier New"/>
+                <w:color w:val="000000"/>
+                <w:sz w:val="20"/>
+              </w:rPr>
+              <w:t>&gt;Нагатинский затон&lt;/td&gt;</w:t>
+            </w:r>
+          </w:p>
+          <w:p>
+            <w:pPr>
+              <w:spacing w:before="0" w:after="0" w:line="240" w:lineRule="auto"/>
+              <w:ind w:firstLine="0"/>
+              <w:rPr>
+                <w:rFonts w:ascii="Courier New" w:hAnsi="Courier New" w:cs="Courier New"/>
+                <w:color w:val="000000"/>
+                <w:sz w:val="20"/>
+              </w:rPr>
+            </w:pPr>
+            <w:r>
+              <w:rPr>
+                <w:rFonts w:ascii="Courier New" w:hAnsi="Courier New" w:cs="Courier New"/>
+                <w:color w:val="000000"/>
+                <w:sz w:val="20"/>
+              </w:rPr>
+              <w:t xml:space="preserve">                                    &lt;</w:t>
+            </w:r>
+            <w:proofErr w:type="spellStart"/>
+            <w:r>
+              <w:rPr>
+                <w:rFonts w:ascii="Courier New" w:hAnsi="Courier New" w:cs="Courier New"/>
+                <w:color w:val="000000"/>
+                <w:sz w:val="20"/>
+              </w:rPr>
+              <w:t>td</w:t>
+            </w:r>
+            <w:proofErr w:type="spellEnd"/>
+            <w:r>
+              <w:rPr>
+                <w:rFonts w:ascii="Courier New" w:hAnsi="Courier New" w:cs="Courier New"/>
+                <w:color w:val="000000"/>
+                <w:sz w:val="20"/>
+              </w:rPr>
+              <w:t>&gt;Мозаика с рыбами&lt;/td&gt;</w:t>
+            </w:r>
+          </w:p>
+          <w:p>
+            <w:pPr>
+              <w:spacing w:before="0" w:after="0" w:line="240" w:lineRule="auto"/>
+              <w:ind w:firstLine="0"/>
+              <w:rPr>
+                <w:rFonts w:ascii="Courier New" w:hAnsi="Courier New" w:cs="Courier New"/>
+                <w:color w:val="000000"/>
+                <w:sz w:val="20"/>
                 <w:lang w:val="en-US"/>
               </w:rPr>
             </w:pPr>
@@ -4940,7 +5583,28 @@
                 <w:sz w:val="20"/>
                 <w:lang w:val="en-US"/>
               </w:rPr>
-              <w:t>&lt;tr&gt;</w:t>
+              <w:t>&lt;/tr&gt;</w:t>
+            </w:r>
+          </w:p>
+          <w:p>
+            <w:pPr>
+              <w:spacing w:before="0" w:after="0" w:line="240" w:lineRule="auto"/>
+              <w:ind w:firstLine="0"/>
+              <w:rPr>
+                <w:rFonts w:ascii="Courier New" w:hAnsi="Courier New" w:cs="Courier New"/>
+                <w:color w:val="000000"/>
+                <w:sz w:val="20"/>
+                <w:lang w:val="en-US"/>
+              </w:rPr>
+            </w:pPr>
+            <w:r>
+              <w:rPr>
+                <w:rFonts w:ascii="Courier New" w:hAnsi="Courier New" w:cs="Courier New"/>
+                <w:color w:val="000000"/>
+                <w:sz w:val="20"/>
+                <w:lang w:val="en-US"/>
+              </w:rPr>
+              <w:t xml:space="preserve">                                &lt;tr&gt;</w:t>
             </w:r>
           </w:p>
           <w:p>
@@ -5001,17 +5665,18 @@
                 <w:sz w:val="20"/>
                 <w:lang w:val="en-US"/>
               </w:rPr>
-              <w:t>="center"&gt;1&lt;/td&gt;</w:t>
-            </w:r>
-          </w:p>
-          <w:p>
-            <w:pPr>
-              <w:spacing w:before="0" w:after="0" w:line="240" w:lineRule="auto"/>
-              <w:ind w:firstLine="0"/>
-              <w:rPr>
-                <w:rFonts w:ascii="Courier New" w:hAnsi="Courier New" w:cs="Courier New"/>
-                <w:color w:val="000000"/>
-                <w:sz w:val="20"/>
+              <w:t>="center"&gt;2&lt;/td&gt;</w:t>
+            </w:r>
+          </w:p>
+          <w:p>
+            <w:pPr>
+              <w:spacing w:before="0" w:after="0" w:line="240" w:lineRule="auto"/>
+              <w:ind w:firstLine="0"/>
+              <w:rPr>
+                <w:rFonts w:ascii="Courier New" w:hAnsi="Courier New" w:cs="Courier New"/>
+                <w:color w:val="000000"/>
+                <w:sz w:val="20"/>
+                <w:lang w:val="en-US"/>
               </w:rPr>
             </w:pPr>
             <w:r>
@@ -5028,6 +5693,249 @@
                 <w:rFonts w:ascii="Courier New" w:hAnsi="Courier New" w:cs="Courier New"/>
                 <w:color w:val="000000"/>
                 <w:sz w:val="20"/>
+                <w:lang w:val="en-US"/>
+              </w:rPr>
+              <w:t>&lt;td&gt;</w:t>
+            </w:r>
+            <w:r>
+              <w:rPr>
+                <w:rFonts w:ascii="Courier New" w:hAnsi="Courier New" w:cs="Courier New"/>
+                <w:color w:val="000000"/>
+                <w:sz w:val="20"/>
+              </w:rPr>
+              <w:t>Новослободская</w:t>
+            </w:r>
+            <w:r>
+              <w:rPr>
+                <w:rFonts w:ascii="Courier New" w:hAnsi="Courier New" w:cs="Courier New"/>
+                <w:color w:val="000000"/>
+                <w:sz w:val="20"/>
+                <w:lang w:val="en-US"/>
+              </w:rPr>
+              <w:t>&lt;/td&gt;</w:t>
+            </w:r>
+          </w:p>
+          <w:p>
+            <w:pPr>
+              <w:spacing w:before="0" w:after="0" w:line="240" w:lineRule="auto"/>
+              <w:ind w:firstLine="0"/>
+              <w:rPr>
+                <w:rFonts w:ascii="Courier New" w:hAnsi="Courier New" w:cs="Courier New"/>
+                <w:color w:val="000000"/>
+                <w:sz w:val="20"/>
+                <w:lang w:val="en-US"/>
+              </w:rPr>
+            </w:pPr>
+            <w:r>
+              <w:rPr>
+                <w:rFonts w:ascii="Courier New" w:hAnsi="Courier New" w:cs="Courier New"/>
+                <w:color w:val="000000"/>
+                <w:sz w:val="20"/>
+                <w:lang w:val="en-US"/>
+              </w:rPr>
+              <w:t xml:space="preserve">                                    &lt;td&gt;</w:t>
+            </w:r>
+            <w:r>
+              <w:rPr>
+                <w:rFonts w:ascii="Courier New" w:hAnsi="Courier New" w:cs="Courier New"/>
+                <w:color w:val="000000"/>
+                <w:sz w:val="20"/>
+              </w:rPr>
+              <w:t>Витражи</w:t>
+            </w:r>
+            <w:r>
+              <w:rPr>
+                <w:rFonts w:ascii="Courier New" w:hAnsi="Courier New" w:cs="Courier New"/>
+                <w:color w:val="000000"/>
+                <w:sz w:val="20"/>
+                <w:lang w:val="en-US"/>
+              </w:rPr>
+              <w:t>&lt;/td&gt;</w:t>
+            </w:r>
+          </w:p>
+          <w:p>
+            <w:pPr>
+              <w:spacing w:before="0" w:after="0" w:line="240" w:lineRule="auto"/>
+              <w:ind w:firstLine="0"/>
+              <w:rPr>
+                <w:rFonts w:ascii="Courier New" w:hAnsi="Courier New" w:cs="Courier New"/>
+                <w:color w:val="000000"/>
+                <w:sz w:val="20"/>
+                <w:lang w:val="en-US"/>
+              </w:rPr>
+            </w:pPr>
+            <w:r>
+              <w:rPr>
+                <w:rFonts w:ascii="Courier New" w:hAnsi="Courier New" w:cs="Courier New"/>
+                <w:color w:val="000000"/>
+                <w:sz w:val="20"/>
+                <w:lang w:val="en-US"/>
+              </w:rPr>
+              <w:t xml:space="preserve">                                </w:t>
+            </w:r>
+            <w:r>
+              <w:rPr>
+                <w:rFonts w:ascii="Courier New" w:hAnsi="Courier New" w:cs="Courier New"/>
+                <w:color w:val="000000"/>
+                <w:sz w:val="20"/>
+                <w:lang w:val="en-US"/>
+              </w:rPr>
+              <w:t>&lt;/tr&gt;</w:t>
+            </w:r>
+          </w:p>
+          <w:p>
+            <w:pPr>
+              <w:spacing w:before="0" w:after="0" w:line="240" w:lineRule="auto"/>
+              <w:ind w:firstLine="0"/>
+              <w:rPr>
+                <w:rFonts w:ascii="Courier New" w:hAnsi="Courier New" w:cs="Courier New"/>
+                <w:color w:val="000000"/>
+                <w:sz w:val="20"/>
+                <w:lang w:val="en-US"/>
+              </w:rPr>
+            </w:pPr>
+            <w:r>
+              <w:rPr>
+                <w:rFonts w:ascii="Courier New" w:hAnsi="Courier New" w:cs="Courier New"/>
+                <w:color w:val="000000"/>
+                <w:sz w:val="20"/>
+                <w:lang w:val="en-US"/>
+              </w:rPr>
+              <w:t xml:space="preserve">                                &lt;tr&gt;</w:t>
+            </w:r>
+          </w:p>
+          <w:p>
+            <w:pPr>
+              <w:spacing w:before="0" w:after="0" w:line="240" w:lineRule="auto"/>
+              <w:ind w:firstLine="0"/>
+              <w:rPr>
+                <w:rFonts w:ascii="Courier New" w:hAnsi="Courier New" w:cs="Courier New"/>
+                <w:color w:val="000000"/>
+                <w:sz w:val="20"/>
+                <w:lang w:val="en-US"/>
+              </w:rPr>
+            </w:pPr>
+            <w:r>
+              <w:rPr>
+                <w:rFonts w:ascii="Courier New" w:hAnsi="Courier New" w:cs="Courier New"/>
+                <w:color w:val="000000"/>
+                <w:sz w:val="20"/>
+                <w:lang w:val="en-US"/>
+              </w:rPr>
+              <w:t xml:space="preserve">                                    &lt;</w:t>
+            </w:r>
+            <w:proofErr w:type="spellStart"/>
+            <w:r>
+              <w:rPr>
+                <w:rFonts w:ascii="Courier New" w:hAnsi="Courier New" w:cs="Courier New"/>
+                <w:color w:val="000000"/>
+                <w:sz w:val="20"/>
+                <w:lang w:val="en-US"/>
+              </w:rPr>
+              <w:t>td</w:t>
+            </w:r>
+            <w:proofErr w:type="spellEnd"/>
+            <w:r>
+              <w:rPr>
+                <w:rFonts w:ascii="Courier New" w:hAnsi="Courier New" w:cs="Courier New"/>
+                <w:color w:val="000000"/>
+                <w:sz w:val="20"/>
+                <w:lang w:val="en-US"/>
+              </w:rPr>
+              <w:t xml:space="preserve"> </w:t>
+            </w:r>
+            <w:proofErr w:type="gramStart"/>
+            <w:r>
+              <w:rPr>
+                <w:rFonts w:ascii="Courier New" w:hAnsi="Courier New" w:cs="Courier New"/>
+                <w:color w:val="000000"/>
+                <w:sz w:val="20"/>
+                <w:lang w:val="en-US"/>
+              </w:rPr>
+              <w:t>align</w:t>
+            </w:r>
+            <w:proofErr w:type="gramEnd"/>
+            <w:r>
+              <w:rPr>
+                <w:rFonts w:ascii="Courier New" w:hAnsi="Courier New" w:cs="Courier New"/>
+                <w:color w:val="000000"/>
+                <w:sz w:val="20"/>
+                <w:lang w:val="en-US"/>
+              </w:rPr>
+              <w:t>="center"&gt;3&lt;/td&gt;</w:t>
+            </w:r>
+          </w:p>
+          <w:p>
+            <w:pPr>
+              <w:spacing w:before="0" w:after="0" w:line="240" w:lineRule="auto"/>
+              <w:ind w:firstLine="0"/>
+              <w:rPr>
+                <w:rFonts w:ascii="Courier New" w:hAnsi="Courier New" w:cs="Courier New"/>
+                <w:color w:val="000000"/>
+                <w:sz w:val="20"/>
+                <w:lang w:val="en-US"/>
+              </w:rPr>
+            </w:pPr>
+            <w:r>
+              <w:rPr>
+                <w:rFonts w:ascii="Courier New" w:hAnsi="Courier New" w:cs="Courier New"/>
+                <w:color w:val="000000"/>
+                <w:sz w:val="20"/>
+                <w:lang w:val="en-US"/>
+              </w:rPr>
+              <w:t xml:space="preserve">                                    </w:t>
+            </w:r>
+            <w:r>
+              <w:rPr>
+                <w:rFonts w:ascii="Courier New" w:hAnsi="Courier New" w:cs="Courier New"/>
+                <w:color w:val="000000"/>
+                <w:sz w:val="20"/>
+                <w:lang w:val="en-US"/>
+              </w:rPr>
+              <w:t>&lt;td&gt;</w:t>
+            </w:r>
+            <w:r>
+              <w:rPr>
+                <w:rFonts w:ascii="Courier New" w:hAnsi="Courier New" w:cs="Courier New"/>
+                <w:color w:val="000000"/>
+                <w:sz w:val="20"/>
+              </w:rPr>
+              <w:t>Менделеевская</w:t>
+            </w:r>
+            <w:r>
+              <w:rPr>
+                <w:rFonts w:ascii="Courier New" w:hAnsi="Courier New" w:cs="Courier New"/>
+                <w:color w:val="000000"/>
+                <w:sz w:val="20"/>
+                <w:lang w:val="en-US"/>
+              </w:rPr>
+              <w:t>&lt;/td&gt;</w:t>
+            </w:r>
+          </w:p>
+          <w:p>
+            <w:pPr>
+              <w:spacing w:before="0" w:after="0" w:line="240" w:lineRule="auto"/>
+              <w:ind w:firstLine="0"/>
+              <w:rPr>
+                <w:rFonts w:ascii="Courier New" w:hAnsi="Courier New" w:cs="Courier New"/>
+                <w:color w:val="000000"/>
+                <w:sz w:val="20"/>
+              </w:rPr>
+            </w:pPr>
+            <w:r>
+              <w:rPr>
+                <w:rFonts w:ascii="Courier New" w:hAnsi="Courier New" w:cs="Courier New"/>
+                <w:color w:val="000000"/>
+                <w:sz w:val="20"/>
+                <w:lang w:val="en-US"/>
+              </w:rPr>
+              <w:t xml:space="preserve">                                    </w:t>
+            </w:r>
+            <w:r>
+              <w:rPr>
+                <w:rFonts w:ascii="Courier New" w:hAnsi="Courier New" w:cs="Courier New"/>
+                <w:color w:val="000000"/>
+                <w:sz w:val="20"/>
               </w:rPr>
               <w:t>&lt;</w:t>
             </w:r>
@@ -5047,26 +5955,212 @@
                 <w:color w:val="000000"/>
                 <w:sz w:val="20"/>
               </w:rPr>
-              <w:t>&gt;Нагатинский затон&lt;/td&gt;</w:t>
-            </w:r>
-          </w:p>
-          <w:p>
-            <w:pPr>
-              <w:spacing w:before="0" w:after="0" w:line="240" w:lineRule="auto"/>
-              <w:ind w:firstLine="0"/>
-              <w:rPr>
-                <w:rFonts w:ascii="Courier New" w:hAnsi="Courier New" w:cs="Courier New"/>
-                <w:color w:val="000000"/>
-                <w:sz w:val="20"/>
-              </w:rPr>
-            </w:pPr>
-            <w:r>
-              <w:rPr>
-                <w:rFonts w:ascii="Courier New" w:hAnsi="Courier New" w:cs="Courier New"/>
-                <w:color w:val="000000"/>
-                <w:sz w:val="20"/>
-              </w:rPr>
-              <w:t xml:space="preserve">                                    &lt;</w:t>
+              <w:t>&gt;Рядом с университетом&lt;/td&gt;</w:t>
+            </w:r>
+          </w:p>
+          <w:p>
+            <w:pPr>
+              <w:spacing w:before="0" w:after="0" w:line="240" w:lineRule="auto"/>
+              <w:ind w:firstLine="0"/>
+              <w:rPr>
+                <w:rFonts w:ascii="Courier New" w:hAnsi="Courier New" w:cs="Courier New"/>
+                <w:color w:val="000000"/>
+                <w:sz w:val="20"/>
+                <w:lang w:val="en-US"/>
+              </w:rPr>
+            </w:pPr>
+            <w:r>
+              <w:rPr>
+                <w:rFonts w:ascii="Courier New" w:hAnsi="Courier New" w:cs="Courier New"/>
+                <w:color w:val="000000"/>
+                <w:sz w:val="20"/>
+              </w:rPr>
+              <w:t xml:space="preserve">                                </w:t>
+            </w:r>
+            <w:r>
+              <w:rPr>
+                <w:rFonts w:ascii="Courier New" w:hAnsi="Courier New" w:cs="Courier New"/>
+                <w:color w:val="000000"/>
+                <w:sz w:val="20"/>
+                <w:lang w:val="en-US"/>
+              </w:rPr>
+              <w:t>&lt;/tr&gt;</w:t>
+            </w:r>
+          </w:p>
+          <w:p>
+            <w:pPr>
+              <w:spacing w:before="0" w:after="0" w:line="240" w:lineRule="auto"/>
+              <w:ind w:firstLine="0"/>
+              <w:rPr>
+                <w:rFonts w:ascii="Courier New" w:hAnsi="Courier New" w:cs="Courier New"/>
+                <w:color w:val="000000"/>
+                <w:sz w:val="20"/>
+                <w:lang w:val="en-US"/>
+              </w:rPr>
+            </w:pPr>
+            <w:r>
+              <w:rPr>
+                <w:rFonts w:ascii="Courier New" w:hAnsi="Courier New" w:cs="Courier New"/>
+                <w:color w:val="000000"/>
+                <w:sz w:val="20"/>
+                <w:lang w:val="en-US"/>
+              </w:rPr>
+              <w:t xml:space="preserve">                            &lt;/table&gt;</w:t>
+            </w:r>
+          </w:p>
+          <w:p>
+            <w:pPr>
+              <w:spacing w:before="0" w:after="0" w:line="240" w:lineRule="auto"/>
+              <w:ind w:firstLine="0"/>
+              <w:rPr>
+                <w:rFonts w:ascii="Courier New" w:hAnsi="Courier New" w:cs="Courier New"/>
+                <w:color w:val="000000"/>
+                <w:sz w:val="20"/>
+                <w:lang w:val="en-US"/>
+              </w:rPr>
+            </w:pPr>
+            <w:r>
+              <w:rPr>
+                <w:rFonts w:ascii="Courier New" w:hAnsi="Courier New" w:cs="Courier New"/>
+                <w:color w:val="000000"/>
+                <w:sz w:val="20"/>
+                <w:lang w:val="en-US"/>
+              </w:rPr>
+              <w:t xml:space="preserve">                        &lt;/div&gt;</w:t>
+            </w:r>
+          </w:p>
+          <w:p>
+            <w:pPr>
+              <w:spacing w:before="0" w:after="0" w:line="240" w:lineRule="auto"/>
+              <w:ind w:firstLine="0"/>
+              <w:rPr>
+                <w:rFonts w:ascii="Courier New" w:hAnsi="Courier New" w:cs="Courier New"/>
+                <w:color w:val="000000"/>
+                <w:sz w:val="20"/>
+                <w:lang w:val="en-US"/>
+              </w:rPr>
+            </w:pPr>
+            <w:r>
+              <w:rPr>
+                <w:rFonts w:ascii="Courier New" w:hAnsi="Courier New" w:cs="Courier New"/>
+                <w:color w:val="000000"/>
+                <w:sz w:val="20"/>
+                <w:lang w:val="en-US"/>
+              </w:rPr>
+              <w:t xml:space="preserve">                    &lt;/td&gt;</w:t>
+            </w:r>
+          </w:p>
+          <w:p>
+            <w:pPr>
+              <w:spacing w:before="0" w:after="0" w:line="240" w:lineRule="auto"/>
+              <w:ind w:firstLine="0"/>
+              <w:rPr>
+                <w:rFonts w:ascii="Courier New" w:hAnsi="Courier New" w:cs="Courier New"/>
+                <w:color w:val="000000"/>
+                <w:sz w:val="20"/>
+                <w:lang w:val="en-US"/>
+              </w:rPr>
+            </w:pPr>
+          </w:p>
+          <w:p>
+            <w:pPr>
+              <w:spacing w:before="0" w:after="0" w:line="240" w:lineRule="auto"/>
+              <w:ind w:firstLine="0"/>
+              <w:rPr>
+                <w:rFonts w:ascii="Courier New" w:hAnsi="Courier New" w:cs="Courier New"/>
+                <w:color w:val="000000"/>
+                <w:sz w:val="20"/>
+                <w:lang w:val="en-US"/>
+              </w:rPr>
+            </w:pPr>
+            <w:r>
+              <w:rPr>
+                <w:rFonts w:ascii="Courier New" w:hAnsi="Courier New" w:cs="Courier New"/>
+                <w:color w:val="000000"/>
+                <w:sz w:val="20"/>
+                <w:lang w:val="en-US"/>
+              </w:rPr>
+              <w:t xml:space="preserve">                    &lt;td width="37%"&gt;</w:t>
+            </w:r>
+          </w:p>
+          <w:p>
+            <w:pPr>
+              <w:spacing w:before="0" w:after="0" w:line="240" w:lineRule="auto"/>
+              <w:ind w:firstLine="0"/>
+              <w:rPr>
+                <w:rFonts w:ascii="Courier New" w:hAnsi="Courier New" w:cs="Courier New"/>
+                <w:color w:val="000000"/>
+                <w:sz w:val="20"/>
+                <w:lang w:val="en-US"/>
+              </w:rPr>
+            </w:pPr>
+            <w:r>
+              <w:rPr>
+                <w:rFonts w:ascii="Courier New" w:hAnsi="Courier New" w:cs="Courier New"/>
+                <w:color w:val="000000"/>
+                <w:sz w:val="20"/>
+                <w:lang w:val="en-US"/>
+              </w:rPr>
+              <w:t xml:space="preserve">                        &lt;div&gt;</w:t>
+            </w:r>
+          </w:p>
+          <w:p>
+            <w:pPr>
+              <w:spacing w:before="0" w:after="0" w:line="240" w:lineRule="auto"/>
+              <w:ind w:firstLine="0"/>
+              <w:rPr>
+                <w:rFonts w:ascii="Courier New" w:hAnsi="Courier New" w:cs="Courier New"/>
+                <w:color w:val="000000"/>
+                <w:sz w:val="20"/>
+                <w:lang w:val="en-US"/>
+              </w:rPr>
+            </w:pPr>
+            <w:r>
+              <w:rPr>
+                <w:rFonts w:ascii="Courier New" w:hAnsi="Courier New" w:cs="Courier New"/>
+                <w:color w:val="000000"/>
+                <w:sz w:val="20"/>
+                <w:lang w:val="en-US"/>
+              </w:rPr>
+              <w:t xml:space="preserve">                            &lt;h4&gt;</w:t>
+            </w:r>
+            <w:r>
+              <w:rPr>
+                <w:rFonts w:ascii="Courier New" w:hAnsi="Courier New" w:cs="Courier New"/>
+                <w:color w:val="000000"/>
+                <w:sz w:val="20"/>
+              </w:rPr>
+              <w:t>Контакты</w:t>
+            </w:r>
+            <w:r>
+              <w:rPr>
+                <w:rFonts w:ascii="Courier New" w:hAnsi="Courier New" w:cs="Courier New"/>
+                <w:color w:val="000000"/>
+                <w:sz w:val="20"/>
+                <w:lang w:val="en-US"/>
+              </w:rPr>
+              <w:t>&lt;/h4&gt;</w:t>
+            </w:r>
+          </w:p>
+          <w:p>
+            <w:pPr>
+              <w:spacing w:before="0" w:after="0" w:line="240" w:lineRule="auto"/>
+              <w:ind w:firstLine="0"/>
+              <w:rPr>
+                <w:rFonts w:ascii="Courier New" w:hAnsi="Courier New" w:cs="Courier New"/>
+                <w:color w:val="000000"/>
+                <w:sz w:val="20"/>
+                <w:lang w:val="en-US"/>
+              </w:rPr>
+            </w:pPr>
+            <w:r>
+              <w:rPr>
+                <w:rFonts w:ascii="Courier New" w:hAnsi="Courier New" w:cs="Courier New"/>
+                <w:color w:val="000000"/>
+                <w:sz w:val="20"/>
+                <w:lang w:val="en-US"/>
+              </w:rPr>
+              <w:t xml:space="preserve">                            &lt;</w:t>
             </w:r>
             <w:proofErr w:type="spellStart"/>
             <w:r>
@@ -5074,8 +6168,9 @@
                 <w:rFonts w:ascii="Courier New" w:hAnsi="Courier New" w:cs="Courier New"/>
                 <w:color w:val="000000"/>
                 <w:sz w:val="20"/>
-              </w:rPr>
-              <w:t>td</w:t>
+                <w:lang w:val="en-US"/>
+              </w:rPr>
+              <w:t>ol</w:t>
             </w:r>
             <w:proofErr w:type="spellEnd"/>
             <w:r>
@@ -5083,708 +6178,6 @@
                 <w:rFonts w:ascii="Courier New" w:hAnsi="Courier New" w:cs="Courier New"/>
                 <w:color w:val="000000"/>
                 <w:sz w:val="20"/>
-              </w:rPr>
-              <w:t>&gt;Мозаика с рыбами&lt;/</w:t>
-            </w:r>
-            <w:proofErr w:type="spellStart"/>
-            <w:r>
-              <w:rPr>
-                <w:rFonts w:ascii="Courier New" w:hAnsi="Courier New" w:cs="Courier New"/>
-                <w:color w:val="000000"/>
-                <w:sz w:val="20"/>
-              </w:rPr>
-              <w:t>td</w:t>
-            </w:r>
-            <w:proofErr w:type="spellEnd"/>
-            <w:r>
-              <w:rPr>
-                <w:rFonts w:ascii="Courier New" w:hAnsi="Courier New" w:cs="Courier New"/>
-                <w:color w:val="000000"/>
-                <w:sz w:val="20"/>
-              </w:rPr>
-              <w:t>&gt;</w:t>
-            </w:r>
-          </w:p>
-          <w:p>
-            <w:pPr>
-              <w:spacing w:before="0" w:after="0" w:line="240" w:lineRule="auto"/>
-              <w:ind w:firstLine="0"/>
-              <w:rPr>
-                <w:rFonts w:ascii="Courier New" w:hAnsi="Courier New" w:cs="Courier New"/>
-                <w:color w:val="000000"/>
-                <w:sz w:val="20"/>
-                <w:lang w:val="en-US"/>
-              </w:rPr>
-            </w:pPr>
-            <w:r>
-              <w:rPr>
-                <w:rFonts w:ascii="Courier New" w:hAnsi="Courier New" w:cs="Courier New"/>
-                <w:color w:val="000000"/>
-                <w:sz w:val="20"/>
-              </w:rPr>
-              <w:t xml:space="preserve">                                </w:t>
-            </w:r>
-            <w:r>
-              <w:rPr>
-                <w:rFonts w:ascii="Courier New" w:hAnsi="Courier New" w:cs="Courier New"/>
-                <w:color w:val="000000"/>
-                <w:sz w:val="20"/>
-                <w:lang w:val="en-US"/>
-              </w:rPr>
-              <w:t>&lt;/tr&gt;</w:t>
-            </w:r>
-          </w:p>
-          <w:p>
-            <w:pPr>
-              <w:spacing w:before="0" w:after="0" w:line="240" w:lineRule="auto"/>
-              <w:ind w:firstLine="0"/>
-              <w:rPr>
-                <w:rFonts w:ascii="Courier New" w:hAnsi="Courier New" w:cs="Courier New"/>
-                <w:color w:val="000000"/>
-                <w:sz w:val="20"/>
-                <w:lang w:val="en-US"/>
-              </w:rPr>
-            </w:pPr>
-            <w:r>
-              <w:rPr>
-                <w:rFonts w:ascii="Courier New" w:hAnsi="Courier New" w:cs="Courier New"/>
-                <w:color w:val="000000"/>
-                <w:sz w:val="20"/>
-                <w:lang w:val="en-US"/>
-              </w:rPr>
-              <w:t xml:space="preserve">                                &lt;tr&gt;</w:t>
-            </w:r>
-          </w:p>
-          <w:p>
-            <w:pPr>
-              <w:spacing w:before="0" w:after="0" w:line="240" w:lineRule="auto"/>
-              <w:ind w:firstLine="0"/>
-              <w:rPr>
-                <w:rFonts w:ascii="Courier New" w:hAnsi="Courier New" w:cs="Courier New"/>
-                <w:color w:val="000000"/>
-                <w:sz w:val="20"/>
-                <w:lang w:val="en-US"/>
-              </w:rPr>
-            </w:pPr>
-            <w:r>
-              <w:rPr>
-                <w:rFonts w:ascii="Courier New" w:hAnsi="Courier New" w:cs="Courier New"/>
-                <w:color w:val="000000"/>
-                <w:sz w:val="20"/>
-                <w:lang w:val="en-US"/>
-              </w:rPr>
-              <w:t xml:space="preserve">                                    &lt;</w:t>
-            </w:r>
-            <w:proofErr w:type="spellStart"/>
-            <w:r>
-              <w:rPr>
-                <w:rFonts w:ascii="Courier New" w:hAnsi="Courier New" w:cs="Courier New"/>
-                <w:color w:val="000000"/>
-                <w:sz w:val="20"/>
-                <w:lang w:val="en-US"/>
-              </w:rPr>
-              <w:t>td</w:t>
-            </w:r>
-            <w:proofErr w:type="spellEnd"/>
-            <w:r>
-              <w:rPr>
-                <w:rFonts w:ascii="Courier New" w:hAnsi="Courier New" w:cs="Courier New"/>
-                <w:color w:val="000000"/>
-                <w:sz w:val="20"/>
-                <w:lang w:val="en-US"/>
-              </w:rPr>
-              <w:t xml:space="preserve"> </w:t>
-            </w:r>
-            <w:proofErr w:type="gramStart"/>
-            <w:r>
-              <w:rPr>
-                <w:rFonts w:ascii="Courier New" w:hAnsi="Courier New" w:cs="Courier New"/>
-                <w:color w:val="000000"/>
-                <w:sz w:val="20"/>
-                <w:lang w:val="en-US"/>
-              </w:rPr>
-              <w:t>align</w:t>
-            </w:r>
-            <w:proofErr w:type="gramEnd"/>
-            <w:r>
-              <w:rPr>
-                <w:rFonts w:ascii="Courier New" w:hAnsi="Courier New" w:cs="Courier New"/>
-                <w:color w:val="000000"/>
-                <w:sz w:val="20"/>
-                <w:lang w:val="en-US"/>
-              </w:rPr>
-              <w:t>="center"&gt;2&lt;/td&gt;</w:t>
-            </w:r>
-          </w:p>
-          <w:p>
-            <w:pPr>
-              <w:spacing w:before="0" w:after="0" w:line="240" w:lineRule="auto"/>
-              <w:ind w:firstLine="0"/>
-              <w:rPr>
-                <w:rFonts w:ascii="Courier New" w:hAnsi="Courier New" w:cs="Courier New"/>
-                <w:color w:val="000000"/>
-                <w:sz w:val="20"/>
-              </w:rPr>
-            </w:pPr>
-            <w:r>
-              <w:rPr>
-                <w:rFonts w:ascii="Courier New" w:hAnsi="Courier New" w:cs="Courier New"/>
-                <w:color w:val="000000"/>
-                <w:sz w:val="20"/>
-                <w:lang w:val="en-US"/>
-              </w:rPr>
-              <w:t xml:space="preserve">                                    </w:t>
-            </w:r>
-            <w:r>
-              <w:rPr>
-                <w:rFonts w:ascii="Courier New" w:hAnsi="Courier New" w:cs="Courier New"/>
-                <w:color w:val="000000"/>
-                <w:sz w:val="20"/>
-              </w:rPr>
-              <w:t>&lt;</w:t>
-            </w:r>
-            <w:proofErr w:type="spellStart"/>
-            <w:r>
-              <w:rPr>
-                <w:rFonts w:ascii="Courier New" w:hAnsi="Courier New" w:cs="Courier New"/>
-                <w:color w:val="000000"/>
-                <w:sz w:val="20"/>
-              </w:rPr>
-              <w:t>td</w:t>
-            </w:r>
-            <w:proofErr w:type="spellEnd"/>
-            <w:r>
-              <w:rPr>
-                <w:rFonts w:ascii="Courier New" w:hAnsi="Courier New" w:cs="Courier New"/>
-                <w:color w:val="000000"/>
-                <w:sz w:val="20"/>
-              </w:rPr>
-              <w:t>&gt;Новослободская&lt;/</w:t>
-            </w:r>
-            <w:proofErr w:type="spellStart"/>
-            <w:r>
-              <w:rPr>
-                <w:rFonts w:ascii="Courier New" w:hAnsi="Courier New" w:cs="Courier New"/>
-                <w:color w:val="000000"/>
-                <w:sz w:val="20"/>
-              </w:rPr>
-              <w:t>td</w:t>
-            </w:r>
-            <w:proofErr w:type="spellEnd"/>
-            <w:r>
-              <w:rPr>
-                <w:rFonts w:ascii="Courier New" w:hAnsi="Courier New" w:cs="Courier New"/>
-                <w:color w:val="000000"/>
-                <w:sz w:val="20"/>
-              </w:rPr>
-              <w:t>&gt;</w:t>
-            </w:r>
-          </w:p>
-          <w:p>
-            <w:pPr>
-              <w:spacing w:before="0" w:after="0" w:line="240" w:lineRule="auto"/>
-              <w:ind w:firstLine="0"/>
-              <w:rPr>
-                <w:rFonts w:ascii="Courier New" w:hAnsi="Courier New" w:cs="Courier New"/>
-                <w:color w:val="000000"/>
-                <w:sz w:val="20"/>
-              </w:rPr>
-            </w:pPr>
-            <w:r>
-              <w:rPr>
-                <w:rFonts w:ascii="Courier New" w:hAnsi="Courier New" w:cs="Courier New"/>
-                <w:color w:val="000000"/>
-                <w:sz w:val="20"/>
-              </w:rPr>
-              <w:t xml:space="preserve">                                    &lt;</w:t>
-            </w:r>
-            <w:proofErr w:type="spellStart"/>
-            <w:r>
-              <w:rPr>
-                <w:rFonts w:ascii="Courier New" w:hAnsi="Courier New" w:cs="Courier New"/>
-                <w:color w:val="000000"/>
-                <w:sz w:val="20"/>
-              </w:rPr>
-              <w:t>td</w:t>
-            </w:r>
-            <w:proofErr w:type="spellEnd"/>
-            <w:r>
-              <w:rPr>
-                <w:rFonts w:ascii="Courier New" w:hAnsi="Courier New" w:cs="Courier New"/>
-                <w:color w:val="000000"/>
-                <w:sz w:val="20"/>
-              </w:rPr>
-              <w:t>&gt;Витражи&lt;/</w:t>
-            </w:r>
-            <w:proofErr w:type="spellStart"/>
-            <w:r>
-              <w:rPr>
-                <w:rFonts w:ascii="Courier New" w:hAnsi="Courier New" w:cs="Courier New"/>
-                <w:color w:val="000000"/>
-                <w:sz w:val="20"/>
-              </w:rPr>
-              <w:t>td</w:t>
-            </w:r>
-            <w:proofErr w:type="spellEnd"/>
-            <w:r>
-              <w:rPr>
-                <w:rFonts w:ascii="Courier New" w:hAnsi="Courier New" w:cs="Courier New"/>
-                <w:color w:val="000000"/>
-                <w:sz w:val="20"/>
-              </w:rPr>
-              <w:t>&gt;</w:t>
-            </w:r>
-          </w:p>
-          <w:p>
-            <w:pPr>
-              <w:spacing w:before="0" w:after="0" w:line="240" w:lineRule="auto"/>
-              <w:ind w:firstLine="0"/>
-              <w:rPr>
-                <w:rFonts w:ascii="Courier New" w:hAnsi="Courier New" w:cs="Courier New"/>
-                <w:color w:val="000000"/>
-                <w:sz w:val="20"/>
-                <w:lang w:val="en-US"/>
-              </w:rPr>
-            </w:pPr>
-            <w:r>
-              <w:rPr>
-                <w:rFonts w:ascii="Courier New" w:hAnsi="Courier New" w:cs="Courier New"/>
-                <w:color w:val="000000"/>
-                <w:sz w:val="20"/>
-              </w:rPr>
-              <w:t xml:space="preserve">                                </w:t>
-            </w:r>
-            <w:r>
-              <w:rPr>
-                <w:rFonts w:ascii="Courier New" w:hAnsi="Courier New" w:cs="Courier New"/>
-                <w:color w:val="000000"/>
-                <w:sz w:val="20"/>
-                <w:lang w:val="en-US"/>
-              </w:rPr>
-              <w:t>&lt;/tr&gt;</w:t>
-            </w:r>
-          </w:p>
-          <w:p>
-            <w:pPr>
-              <w:spacing w:before="0" w:after="0" w:line="240" w:lineRule="auto"/>
-              <w:ind w:firstLine="0"/>
-              <w:rPr>
-                <w:rFonts w:ascii="Courier New" w:hAnsi="Courier New" w:cs="Courier New"/>
-                <w:color w:val="000000"/>
-                <w:sz w:val="20"/>
-                <w:lang w:val="en-US"/>
-              </w:rPr>
-            </w:pPr>
-            <w:r>
-              <w:rPr>
-                <w:rFonts w:ascii="Courier New" w:hAnsi="Courier New" w:cs="Courier New"/>
-                <w:color w:val="000000"/>
-                <w:sz w:val="20"/>
-                <w:lang w:val="en-US"/>
-              </w:rPr>
-              <w:t xml:space="preserve">                                &lt;tr&gt;</w:t>
-            </w:r>
-          </w:p>
-          <w:p>
-            <w:pPr>
-              <w:spacing w:before="0" w:after="0" w:line="240" w:lineRule="auto"/>
-              <w:ind w:firstLine="0"/>
-              <w:rPr>
-                <w:rFonts w:ascii="Courier New" w:hAnsi="Courier New" w:cs="Courier New"/>
-                <w:color w:val="000000"/>
-                <w:sz w:val="20"/>
-                <w:lang w:val="en-US"/>
-              </w:rPr>
-            </w:pPr>
-            <w:r>
-              <w:rPr>
-                <w:rFonts w:ascii="Courier New" w:hAnsi="Courier New" w:cs="Courier New"/>
-                <w:color w:val="000000"/>
-                <w:sz w:val="20"/>
-                <w:lang w:val="en-US"/>
-              </w:rPr>
-              <w:t xml:space="preserve">                                    &lt;</w:t>
-            </w:r>
-            <w:proofErr w:type="spellStart"/>
-            <w:r>
-              <w:rPr>
-                <w:rFonts w:ascii="Courier New" w:hAnsi="Courier New" w:cs="Courier New"/>
-                <w:color w:val="000000"/>
-                <w:sz w:val="20"/>
-                <w:lang w:val="en-US"/>
-              </w:rPr>
-              <w:t>td</w:t>
-            </w:r>
-            <w:proofErr w:type="spellEnd"/>
-            <w:r>
-              <w:rPr>
-                <w:rFonts w:ascii="Courier New" w:hAnsi="Courier New" w:cs="Courier New"/>
-                <w:color w:val="000000"/>
-                <w:sz w:val="20"/>
-                <w:lang w:val="en-US"/>
-              </w:rPr>
-              <w:t xml:space="preserve"> </w:t>
-            </w:r>
-            <w:proofErr w:type="gramStart"/>
-            <w:r>
-              <w:rPr>
-                <w:rFonts w:ascii="Courier New" w:hAnsi="Courier New" w:cs="Courier New"/>
-                <w:color w:val="000000"/>
-                <w:sz w:val="20"/>
-                <w:lang w:val="en-US"/>
-              </w:rPr>
-              <w:t>align</w:t>
-            </w:r>
-            <w:proofErr w:type="gramEnd"/>
-            <w:r>
-              <w:rPr>
-                <w:rFonts w:ascii="Courier New" w:hAnsi="Courier New" w:cs="Courier New"/>
-                <w:color w:val="000000"/>
-                <w:sz w:val="20"/>
-                <w:lang w:val="en-US"/>
-              </w:rPr>
-              <w:t>="center"&gt;3&lt;/td&gt;</w:t>
-            </w:r>
-          </w:p>
-          <w:p>
-            <w:pPr>
-              <w:spacing w:before="0" w:after="0" w:line="240" w:lineRule="auto"/>
-              <w:ind w:firstLine="0"/>
-              <w:rPr>
-                <w:rFonts w:ascii="Courier New" w:hAnsi="Courier New" w:cs="Courier New"/>
-                <w:color w:val="000000"/>
-                <w:sz w:val="20"/>
-              </w:rPr>
-            </w:pPr>
-            <w:r>
-              <w:rPr>
-                <w:rFonts w:ascii="Courier New" w:hAnsi="Courier New" w:cs="Courier New"/>
-                <w:color w:val="000000"/>
-                <w:sz w:val="20"/>
-                <w:lang w:val="en-US"/>
-              </w:rPr>
-              <w:t xml:space="preserve">                                    </w:t>
-            </w:r>
-            <w:r>
-              <w:rPr>
-                <w:rFonts w:ascii="Courier New" w:hAnsi="Courier New" w:cs="Courier New"/>
-                <w:color w:val="000000"/>
-                <w:sz w:val="20"/>
-              </w:rPr>
-              <w:t>&lt;</w:t>
-            </w:r>
-            <w:proofErr w:type="spellStart"/>
-            <w:r>
-              <w:rPr>
-                <w:rFonts w:ascii="Courier New" w:hAnsi="Courier New" w:cs="Courier New"/>
-                <w:color w:val="000000"/>
-                <w:sz w:val="20"/>
-              </w:rPr>
-              <w:t>td</w:t>
-            </w:r>
-            <w:proofErr w:type="spellEnd"/>
-            <w:r>
-              <w:rPr>
-                <w:rFonts w:ascii="Courier New" w:hAnsi="Courier New" w:cs="Courier New"/>
-                <w:color w:val="000000"/>
-                <w:sz w:val="20"/>
-              </w:rPr>
-              <w:t>&gt;Менделеевская&lt;/</w:t>
-            </w:r>
-            <w:proofErr w:type="spellStart"/>
-            <w:r>
-              <w:rPr>
-                <w:rFonts w:ascii="Courier New" w:hAnsi="Courier New" w:cs="Courier New"/>
-                <w:color w:val="000000"/>
-                <w:sz w:val="20"/>
-              </w:rPr>
-              <w:t>td</w:t>
-            </w:r>
-            <w:proofErr w:type="spellEnd"/>
-            <w:r>
-              <w:rPr>
-                <w:rFonts w:ascii="Courier New" w:hAnsi="Courier New" w:cs="Courier New"/>
-                <w:color w:val="000000"/>
-                <w:sz w:val="20"/>
-              </w:rPr>
-              <w:t>&gt;</w:t>
-            </w:r>
-          </w:p>
-          <w:p>
-            <w:pPr>
-              <w:spacing w:before="0" w:after="0" w:line="240" w:lineRule="auto"/>
-              <w:ind w:firstLine="0"/>
-              <w:rPr>
-                <w:rFonts w:ascii="Courier New" w:hAnsi="Courier New" w:cs="Courier New"/>
-                <w:color w:val="000000"/>
-                <w:sz w:val="20"/>
-              </w:rPr>
-            </w:pPr>
-            <w:r>
-              <w:rPr>
-                <w:rFonts w:ascii="Courier New" w:hAnsi="Courier New" w:cs="Courier New"/>
-                <w:color w:val="000000"/>
-                <w:sz w:val="20"/>
-              </w:rPr>
-              <w:t xml:space="preserve">                                    &lt;</w:t>
-            </w:r>
-            <w:proofErr w:type="spellStart"/>
-            <w:r>
-              <w:rPr>
-                <w:rFonts w:ascii="Courier New" w:hAnsi="Courier New" w:cs="Courier New"/>
-                <w:color w:val="000000"/>
-                <w:sz w:val="20"/>
-              </w:rPr>
-              <w:t>td</w:t>
-            </w:r>
-            <w:proofErr w:type="spellEnd"/>
-            <w:r>
-              <w:rPr>
-                <w:rFonts w:ascii="Courier New" w:hAnsi="Courier New" w:cs="Courier New"/>
-                <w:color w:val="000000"/>
-                <w:sz w:val="20"/>
-              </w:rPr>
-              <w:t>&gt;Рядом с университетом&lt;/</w:t>
-            </w:r>
-            <w:proofErr w:type="spellStart"/>
-            <w:r>
-              <w:rPr>
-                <w:rFonts w:ascii="Courier New" w:hAnsi="Courier New" w:cs="Courier New"/>
-                <w:color w:val="000000"/>
-                <w:sz w:val="20"/>
-              </w:rPr>
-              <w:t>td</w:t>
-            </w:r>
-            <w:proofErr w:type="spellEnd"/>
-            <w:r>
-              <w:rPr>
-                <w:rFonts w:ascii="Courier New" w:hAnsi="Courier New" w:cs="Courier New"/>
-                <w:color w:val="000000"/>
-                <w:sz w:val="20"/>
-              </w:rPr>
-              <w:t>&gt;</w:t>
-            </w:r>
-          </w:p>
-          <w:p>
-            <w:pPr>
-              <w:spacing w:before="0" w:after="0" w:line="240" w:lineRule="auto"/>
-              <w:ind w:firstLine="0"/>
-              <w:rPr>
-                <w:rFonts w:ascii="Courier New" w:hAnsi="Courier New" w:cs="Courier New"/>
-                <w:color w:val="000000"/>
-                <w:sz w:val="20"/>
-                <w:lang w:val="en-US"/>
-              </w:rPr>
-            </w:pPr>
-            <w:r>
-              <w:rPr>
-                <w:rFonts w:ascii="Courier New" w:hAnsi="Courier New" w:cs="Courier New"/>
-                <w:color w:val="000000"/>
-                <w:sz w:val="20"/>
-              </w:rPr>
-              <w:t xml:space="preserve">                                </w:t>
-            </w:r>
-            <w:r>
-              <w:rPr>
-                <w:rFonts w:ascii="Courier New" w:hAnsi="Courier New" w:cs="Courier New"/>
-                <w:color w:val="000000"/>
-                <w:sz w:val="20"/>
-                <w:lang w:val="en-US"/>
-              </w:rPr>
-              <w:t>&lt;/tr&gt;</w:t>
-            </w:r>
-          </w:p>
-          <w:p>
-            <w:pPr>
-              <w:spacing w:before="0" w:after="0" w:line="240" w:lineRule="auto"/>
-              <w:ind w:firstLine="0"/>
-              <w:rPr>
-                <w:rFonts w:ascii="Courier New" w:hAnsi="Courier New" w:cs="Courier New"/>
-                <w:color w:val="000000"/>
-                <w:sz w:val="20"/>
-                <w:lang w:val="en-US"/>
-              </w:rPr>
-            </w:pPr>
-            <w:r>
-              <w:rPr>
-                <w:rFonts w:ascii="Courier New" w:hAnsi="Courier New" w:cs="Courier New"/>
-                <w:color w:val="000000"/>
-                <w:sz w:val="20"/>
-                <w:lang w:val="en-US"/>
-              </w:rPr>
-              <w:t xml:space="preserve">                            &lt;/table&gt;</w:t>
-            </w:r>
-          </w:p>
-          <w:p>
-            <w:pPr>
-              <w:spacing w:before="0" w:after="0" w:line="240" w:lineRule="auto"/>
-              <w:ind w:firstLine="0"/>
-              <w:rPr>
-                <w:rFonts w:ascii="Courier New" w:hAnsi="Courier New" w:cs="Courier New"/>
-                <w:color w:val="000000"/>
-                <w:sz w:val="20"/>
-                <w:lang w:val="en-US"/>
-              </w:rPr>
-            </w:pPr>
-            <w:r>
-              <w:rPr>
-                <w:rFonts w:ascii="Courier New" w:hAnsi="Courier New" w:cs="Courier New"/>
-                <w:color w:val="000000"/>
-                <w:sz w:val="20"/>
-                <w:lang w:val="en-US"/>
-              </w:rPr>
-              <w:t xml:space="preserve">                        &lt;/div&gt;</w:t>
-            </w:r>
-          </w:p>
-          <w:p>
-            <w:pPr>
-              <w:spacing w:before="0" w:after="0" w:line="240" w:lineRule="auto"/>
-              <w:ind w:firstLine="0"/>
-              <w:rPr>
-                <w:rFonts w:ascii="Courier New" w:hAnsi="Courier New" w:cs="Courier New"/>
-                <w:color w:val="000000"/>
-                <w:sz w:val="20"/>
-                <w:lang w:val="en-US"/>
-              </w:rPr>
-            </w:pPr>
-            <w:r>
-              <w:rPr>
-                <w:rFonts w:ascii="Courier New" w:hAnsi="Courier New" w:cs="Courier New"/>
-                <w:color w:val="000000"/>
-                <w:sz w:val="20"/>
-                <w:lang w:val="en-US"/>
-              </w:rPr>
-              <w:t xml:space="preserve">                    &lt;/td&gt;</w:t>
-            </w:r>
-          </w:p>
-          <w:p>
-            <w:pPr>
-              <w:spacing w:before="0" w:after="0" w:line="240" w:lineRule="auto"/>
-              <w:ind w:firstLine="0"/>
-              <w:rPr>
-                <w:rFonts w:ascii="Courier New" w:hAnsi="Courier New" w:cs="Courier New"/>
-                <w:color w:val="000000"/>
-                <w:sz w:val="20"/>
-                <w:lang w:val="en-US"/>
-              </w:rPr>
-            </w:pPr>
-          </w:p>
-          <w:p>
-            <w:pPr>
-              <w:spacing w:before="0" w:after="0" w:line="240" w:lineRule="auto"/>
-              <w:ind w:firstLine="0"/>
-              <w:rPr>
-                <w:rFonts w:ascii="Courier New" w:hAnsi="Courier New" w:cs="Courier New"/>
-                <w:color w:val="000000"/>
-                <w:sz w:val="20"/>
-                <w:lang w:val="en-US"/>
-              </w:rPr>
-            </w:pPr>
-            <w:r>
-              <w:rPr>
-                <w:rFonts w:ascii="Courier New" w:hAnsi="Courier New" w:cs="Courier New"/>
-                <w:color w:val="000000"/>
-                <w:sz w:val="20"/>
-                <w:lang w:val="en-US"/>
-              </w:rPr>
-              <w:t xml:space="preserve">                    &lt;td width="37%"&gt;</w:t>
-            </w:r>
-          </w:p>
-          <w:p>
-            <w:pPr>
-              <w:spacing w:before="0" w:after="0" w:line="240" w:lineRule="auto"/>
-              <w:ind w:firstLine="0"/>
-              <w:rPr>
-                <w:rFonts w:ascii="Courier New" w:hAnsi="Courier New" w:cs="Courier New"/>
-                <w:color w:val="000000"/>
-                <w:sz w:val="20"/>
-                <w:lang w:val="en-US"/>
-              </w:rPr>
-            </w:pPr>
-            <w:r>
-              <w:rPr>
-                <w:rFonts w:ascii="Courier New" w:hAnsi="Courier New" w:cs="Courier New"/>
-                <w:color w:val="000000"/>
-                <w:sz w:val="20"/>
-                <w:lang w:val="en-US"/>
-              </w:rPr>
-              <w:t xml:space="preserve">                        &lt;div&gt;</w:t>
-            </w:r>
-          </w:p>
-          <w:p>
-            <w:pPr>
-              <w:spacing w:before="0" w:after="0" w:line="240" w:lineRule="auto"/>
-              <w:ind w:firstLine="0"/>
-              <w:rPr>
-                <w:rFonts w:ascii="Courier New" w:hAnsi="Courier New" w:cs="Courier New"/>
-                <w:color w:val="000000"/>
-                <w:sz w:val="20"/>
-                <w:lang w:val="en-US"/>
-              </w:rPr>
-            </w:pPr>
-            <w:r>
-              <w:rPr>
-                <w:rFonts w:ascii="Courier New" w:hAnsi="Courier New" w:cs="Courier New"/>
-                <w:color w:val="000000"/>
-                <w:sz w:val="20"/>
-                <w:lang w:val="en-US"/>
-              </w:rPr>
-              <w:t xml:space="preserve">                            &lt;h4&gt;</w:t>
-            </w:r>
-            <w:r>
-              <w:rPr>
-                <w:rFonts w:ascii="Courier New" w:hAnsi="Courier New" w:cs="Courier New"/>
-                <w:color w:val="000000"/>
-                <w:sz w:val="20"/>
-              </w:rPr>
-              <w:t>Контакты</w:t>
-            </w:r>
-            <w:r>
-              <w:rPr>
-                <w:rFonts w:ascii="Courier New" w:hAnsi="Courier New" w:cs="Courier New"/>
-                <w:color w:val="000000"/>
-                <w:sz w:val="20"/>
-                <w:lang w:val="en-US"/>
-              </w:rPr>
-              <w:t>&lt;/h4&gt;</w:t>
-            </w:r>
-          </w:p>
-          <w:p>
-            <w:pPr>
-              <w:spacing w:before="0" w:after="0" w:line="240" w:lineRule="auto"/>
-              <w:ind w:firstLine="0"/>
-              <w:rPr>
-                <w:rFonts w:ascii="Courier New" w:hAnsi="Courier New" w:cs="Courier New"/>
-                <w:color w:val="000000"/>
-                <w:sz w:val="20"/>
-                <w:lang w:val="en-US"/>
-              </w:rPr>
-            </w:pPr>
-            <w:r>
-              <w:rPr>
-                <w:rFonts w:ascii="Courier New" w:hAnsi="Courier New" w:cs="Courier New"/>
-                <w:color w:val="000000"/>
-                <w:sz w:val="20"/>
-                <w:lang w:val="en-US"/>
-              </w:rPr>
-              <w:t xml:space="preserve">                            &lt;</w:t>
-            </w:r>
-            <w:proofErr w:type="spellStart"/>
-            <w:r>
-              <w:rPr>
-                <w:rFonts w:ascii="Courier New" w:hAnsi="Courier New" w:cs="Courier New"/>
-                <w:color w:val="000000"/>
-                <w:sz w:val="20"/>
-                <w:lang w:val="en-US"/>
-              </w:rPr>
-              <w:t>ol</w:t>
-            </w:r>
-            <w:proofErr w:type="spellEnd"/>
-            <w:r>
-              <w:rPr>
-                <w:rFonts w:ascii="Courier New" w:hAnsi="Courier New" w:cs="Courier New"/>
-                <w:color w:val="000000"/>
-                <w:sz w:val="20"/>
                 <w:lang w:val="en-US"/>
               </w:rPr>
               <w:t xml:space="preserve"> type="I"&gt;</w:t>
@@ -5798,6 +6191,7 @@
                 <w:rFonts w:ascii="Courier New" w:hAnsi="Courier New" w:cs="Courier New"/>
                 <w:color w:val="000000"/>
                 <w:sz w:val="20"/>
+                <w:lang w:val="en-US"/>
               </w:rPr>
             </w:pPr>
             <w:r>
@@ -6554,7 +6948,26 @@
                 <w:color w:val="000000"/>
                 <w:sz w:val="20"/>
               </w:rPr>
-              <w:t>&gt;Город: Москва&lt;/</w:t>
+              <w:t>&gt;Город: Москва&lt;/li&gt;</w:t>
+            </w:r>
+          </w:p>
+          <w:p>
+            <w:pPr>
+              <w:spacing w:before="0" w:after="0" w:line="240" w:lineRule="auto"/>
+              <w:ind w:firstLine="0"/>
+              <w:rPr>
+                <w:rFonts w:ascii="Courier New" w:hAnsi="Courier New" w:cs="Courier New"/>
+                <w:color w:val="000000"/>
+                <w:sz w:val="20"/>
+              </w:rPr>
+            </w:pPr>
+            <w:r>
+              <w:rPr>
+                <w:rFonts w:ascii="Courier New" w:hAnsi="Courier New" w:cs="Courier New"/>
+                <w:color w:val="000000"/>
+                <w:sz w:val="20"/>
+              </w:rPr>
+              <w:t xml:space="preserve">                                &lt;</w:t>
             </w:r>
             <w:proofErr w:type="spellStart"/>
             <w:r>
@@ -6572,6 +6985,24 @@
                 <w:color w:val="000000"/>
                 <w:sz w:val="20"/>
               </w:rPr>
+              <w:t>&gt;Вуз: Российский университет транспорта (МИИТ)&lt;/</w:t>
+            </w:r>
+            <w:proofErr w:type="spellStart"/>
+            <w:r>
+              <w:rPr>
+                <w:rFonts w:ascii="Courier New" w:hAnsi="Courier New" w:cs="Courier New"/>
+                <w:color w:val="000000"/>
+                <w:sz w:val="20"/>
+              </w:rPr>
+              <w:t>li</w:t>
+            </w:r>
+            <w:proofErr w:type="spellEnd"/>
+            <w:r>
+              <w:rPr>
+                <w:rFonts w:ascii="Courier New" w:hAnsi="Courier New" w:cs="Courier New"/>
+                <w:color w:val="000000"/>
+                <w:sz w:val="20"/>
+              </w:rPr>
               <w:t>&gt;</w:t>
             </w:r>
           </w:p>
@@ -6609,7 +7040,26 @@
                 <w:color w:val="000000"/>
                 <w:sz w:val="20"/>
               </w:rPr>
-              <w:t>&gt;Вуз: Российский университет транспорта (МИИТ)&lt;/</w:t>
+              <w:t>&gt;Институт: ИЖТ&lt;/li&gt;</w:t>
+            </w:r>
+          </w:p>
+          <w:p>
+            <w:pPr>
+              <w:spacing w:before="0" w:after="0" w:line="240" w:lineRule="auto"/>
+              <w:ind w:firstLine="0"/>
+              <w:rPr>
+                <w:rFonts w:ascii="Courier New" w:hAnsi="Courier New" w:cs="Courier New"/>
+                <w:color w:val="000000"/>
+                <w:sz w:val="20"/>
+              </w:rPr>
+            </w:pPr>
+            <w:r>
+              <w:rPr>
+                <w:rFonts w:ascii="Courier New" w:hAnsi="Courier New" w:cs="Courier New"/>
+                <w:color w:val="000000"/>
+                <w:sz w:val="20"/>
+              </w:rPr>
+              <w:t xml:space="preserve">                                &lt;</w:t>
             </w:r>
             <w:proofErr w:type="spellStart"/>
             <w:r>
@@ -6627,117 +7077,7 @@
                 <w:color w:val="000000"/>
                 <w:sz w:val="20"/>
               </w:rPr>
-              <w:t>&gt;</w:t>
-            </w:r>
-          </w:p>
-          <w:p>
-            <w:pPr>
-              <w:spacing w:before="0" w:after="0" w:line="240" w:lineRule="auto"/>
-              <w:ind w:firstLine="0"/>
-              <w:rPr>
-                <w:rFonts w:ascii="Courier New" w:hAnsi="Courier New" w:cs="Courier New"/>
-                <w:color w:val="000000"/>
-                <w:sz w:val="20"/>
-              </w:rPr>
-            </w:pPr>
-            <w:r>
-              <w:rPr>
-                <w:rFonts w:ascii="Courier New" w:hAnsi="Courier New" w:cs="Courier New"/>
-                <w:color w:val="000000"/>
-                <w:sz w:val="20"/>
-              </w:rPr>
-              <w:t xml:space="preserve">                                &lt;</w:t>
-            </w:r>
-            <w:proofErr w:type="spellStart"/>
-            <w:r>
-              <w:rPr>
-                <w:rFonts w:ascii="Courier New" w:hAnsi="Courier New" w:cs="Courier New"/>
-                <w:color w:val="000000"/>
-                <w:sz w:val="20"/>
-              </w:rPr>
-              <w:t>li</w:t>
-            </w:r>
-            <w:proofErr w:type="spellEnd"/>
-            <w:r>
-              <w:rPr>
-                <w:rFonts w:ascii="Courier New" w:hAnsi="Courier New" w:cs="Courier New"/>
-                <w:color w:val="000000"/>
-                <w:sz w:val="20"/>
-              </w:rPr>
-              <w:t>&gt;Институт: ИЖТ&lt;/</w:t>
-            </w:r>
-            <w:proofErr w:type="spellStart"/>
-            <w:r>
-              <w:rPr>
-                <w:rFonts w:ascii="Courier New" w:hAnsi="Courier New" w:cs="Courier New"/>
-                <w:color w:val="000000"/>
-                <w:sz w:val="20"/>
-              </w:rPr>
-              <w:t>li</w:t>
-            </w:r>
-            <w:proofErr w:type="spellEnd"/>
-            <w:r>
-              <w:rPr>
-                <w:rFonts w:ascii="Courier New" w:hAnsi="Courier New" w:cs="Courier New"/>
-                <w:color w:val="000000"/>
-                <w:sz w:val="20"/>
-              </w:rPr>
-              <w:t>&gt;</w:t>
-            </w:r>
-          </w:p>
-          <w:p>
-            <w:pPr>
-              <w:spacing w:before="0" w:after="0" w:line="240" w:lineRule="auto"/>
-              <w:ind w:firstLine="0"/>
-              <w:rPr>
-                <w:rFonts w:ascii="Courier New" w:hAnsi="Courier New" w:cs="Courier New"/>
-                <w:color w:val="000000"/>
-                <w:sz w:val="20"/>
-              </w:rPr>
-            </w:pPr>
-            <w:r>
-              <w:rPr>
-                <w:rFonts w:ascii="Courier New" w:hAnsi="Courier New" w:cs="Courier New"/>
-                <w:color w:val="000000"/>
-                <w:sz w:val="20"/>
-              </w:rPr>
-              <w:t xml:space="preserve">                                &lt;</w:t>
-            </w:r>
-            <w:proofErr w:type="spellStart"/>
-            <w:r>
-              <w:rPr>
-                <w:rFonts w:ascii="Courier New" w:hAnsi="Courier New" w:cs="Courier New"/>
-                <w:color w:val="000000"/>
-                <w:sz w:val="20"/>
-              </w:rPr>
-              <w:t>li</w:t>
-            </w:r>
-            <w:proofErr w:type="spellEnd"/>
-            <w:r>
-              <w:rPr>
-                <w:rFonts w:ascii="Courier New" w:hAnsi="Courier New" w:cs="Courier New"/>
-                <w:color w:val="000000"/>
-                <w:sz w:val="20"/>
-              </w:rPr>
-              <w:t>&gt;Группа: ТКИ-541&lt;/</w:t>
-            </w:r>
-            <w:proofErr w:type="spellStart"/>
-            <w:r>
-              <w:rPr>
-                <w:rFonts w:ascii="Courier New" w:hAnsi="Courier New" w:cs="Courier New"/>
-                <w:color w:val="000000"/>
-                <w:sz w:val="20"/>
-              </w:rPr>
-              <w:t>li</w:t>
-            </w:r>
-            <w:proofErr w:type="spellEnd"/>
-            <w:r>
-              <w:rPr>
-                <w:rFonts w:ascii="Courier New" w:hAnsi="Courier New" w:cs="Courier New"/>
-                <w:color w:val="000000"/>
-                <w:sz w:val="20"/>
-              </w:rPr>
-              <w:t>&gt;</w:t>
+              <w:t>&gt;Группа: ТКИ-541&lt;/li&gt;</w:t>
             </w:r>
           </w:p>
           <w:p>
@@ -7328,12 +7668,12 @@
       </w:pPr>
     </w:p>
     <w:sectPr>
-      <w:headerReference w:type="even" r:id="rId14"/>
-      <w:headerReference w:type="default" r:id="rId15"/>
-      <w:footerReference w:type="even" r:id="rId16"/>
-      <w:footerReference w:type="default" r:id="rId17"/>
-      <w:headerReference w:type="first" r:id="rId18"/>
-      <w:footerReference w:type="first" r:id="rId19"/>
+      <w:headerReference w:type="even" r:id="rId15"/>
+      <w:headerReference w:type="default" r:id="rId16"/>
+      <w:footerReference w:type="even" r:id="rId17"/>
+      <w:footerReference w:type="default" r:id="rId18"/>
+      <w:headerReference w:type="first" r:id="rId19"/>
+      <w:footerReference w:type="first" r:id="rId20"/>
       <w:pgSz w:w="11906" w:h="16838"/>
       <w:pgMar w:top="1134" w:right="850" w:bottom="1134" w:left="1701" w:header="708" w:footer="708" w:gutter="0"/>
       <w:cols w:space="720"/>
